--- a/thesis_package/output/chapters/CHAPTER_4.docx
+++ b/thesis_package/output/chapters/CHAPTER_4.docx
@@ -2,297 +2,6 @@
 <file path=word/document.xml><?xml version="1.0" encoding="utf-8"?>
 <w:document xmlns:wpc="http://schemas.microsoft.com/office/word/2010/wordprocessingCanvas" xmlns:mo="http://schemas.microsoft.com/office/mac/office/2008/main" xmlns:mc="http://schemas.openxmlformats.org/markup-compatibility/2006" xmlns:mv="urn:schemas-microsoft-com:mac:vml" xmlns:o="urn:schemas-microsoft-com:office:office" xmlns:r="http://schemas.openxmlformats.org/officeDocument/2006/relationships" xmlns:m="http://schemas.openxmlformats.org/officeDocument/2006/math" xmlns:v="urn:schemas-microsoft-com:vml" xmlns:wp14="http://schemas.microsoft.com/office/word/2010/wordprocessingDrawing" xmlns:wp="http://schemas.openxmlformats.org/drawingml/2006/wordprocessingDrawing" xmlns:w10="urn:schemas-microsoft-com:office:word" xmlns:w="http://schemas.openxmlformats.org/wordprocessingml/2006/main" xmlns:w14="http://schemas.microsoft.com/office/word/2010/wordml" xmlns:wpg="http://schemas.microsoft.com/office/word/2010/wordprocessingGroup" xmlns:wpi="http://schemas.microsoft.com/office/word/2010/wordprocessingInk" xmlns:wne="http://schemas.microsoft.com/office/word/2006/wordml" xmlns:wps="http://schemas.microsoft.com/office/word/2010/wordprocessingShape" mc:Ignorable="w14 wp14">
   <w:body>
-    <w:p>
-      <w:pPr>
-        <w:spacing w:before="1440"/>
-        <w:jc w:val="center"/>
-      </w:pPr>
-      <w:r>
-        <w:rPr>
-          <w:rFonts w:ascii="Times New Roman" w:hAnsi="Times New Roman"/>
-          <w:b/>
-          <w:sz w:val="32"/>
-        </w:rPr>
-        <w:t>YUAN ZE UNIVERSITY</w:t>
-        <w:br/>
-      </w:r>
-      <w:r>
-        <w:rPr>
-          <w:rFonts w:ascii="Times New Roman" w:hAnsi="Times New Roman"/>
-          <w:b w:val="0"/>
-          <w:sz w:val="28"/>
-        </w:rPr>
-        <w:t>College of Management</w:t>
-        <w:br/>
-      </w:r>
-      <w:r>
-        <w:rPr>
-          <w:rFonts w:ascii="Times New Roman" w:hAnsi="Times New Roman"/>
-          <w:b w:val="0"/>
-          <w:sz w:val="28"/>
-        </w:rPr>
-        <w:t>Department of Finance</w:t>
-        <w:br/>
-      </w:r>
-      <w:r>
-        <w:rPr>
-          <w:rFonts w:ascii="Times New Roman" w:hAnsi="Times New Roman"/>
-          <w:b w:val="0"/>
-          <w:sz w:val="24"/>
-        </w:rPr>
-        <w:br/>
-      </w:r>
-      <w:r>
-        <w:rPr>
-          <w:rFonts w:ascii="Times New Roman" w:hAnsi="Times New Roman"/>
-          <w:b w:val="0"/>
-          <w:sz w:val="24"/>
-        </w:rPr>
-        <w:br/>
-      </w:r>
-      <w:r>
-        <w:rPr>
-          <w:rFonts w:ascii="Times New Roman" w:hAnsi="Times New Roman"/>
-          <w:b/>
-          <w:sz w:val="36"/>
-        </w:rPr>
-        <w:t>ENERGY AS A CONSTRAINT:</w:t>
-        <w:br/>
-      </w:r>
-      <w:r>
-        <w:rPr>
-          <w:rFonts w:ascii="Times New Roman" w:hAnsi="Times New Roman"/>
-          <w:b/>
-          <w:sz w:val="36"/>
-        </w:rPr>
-        <w:t>Credibility, Pricing, and Settlement</w:t>
-        <w:br/>
-      </w:r>
-      <w:r>
-        <w:rPr>
-          <w:rFonts w:ascii="Times New Roman" w:hAnsi="Times New Roman"/>
-          <w:b/>
-          <w:sz w:val="36"/>
-        </w:rPr>
-        <w:t>in Energy-Linked Digital Finance</w:t>
-        <w:br/>
-      </w:r>
-      <w:r>
-        <w:rPr>
-          <w:rFonts w:ascii="Times New Roman" w:hAnsi="Times New Roman"/>
-          <w:b w:val="0"/>
-          <w:sz w:val="24"/>
-        </w:rPr>
-        <w:br/>
-      </w:r>
-      <w:r>
-        <w:rPr>
-          <w:rFonts w:ascii="Times New Roman" w:hAnsi="Times New Roman"/>
-          <w:b w:val="0"/>
-          <w:sz w:val="24"/>
-        </w:rPr>
-        <w:br/>
-      </w:r>
-      <w:r>
-        <w:rPr>
-          <w:rFonts w:ascii="Times New Roman" w:hAnsi="Times New Roman"/>
-          <w:b/>
-          <w:sz w:val="28"/>
-        </w:rPr>
-        <w:t>Christopher Ongko</w:t>
-        <w:br/>
-      </w:r>
-      <w:r>
-        <w:rPr>
-          <w:rFonts w:ascii="Times New Roman" w:hAnsi="Times New Roman"/>
-          <w:b w:val="0"/>
-          <w:sz w:val="24"/>
-        </w:rPr>
-        <w:t>Student ID: 1133958</w:t>
-        <w:br/>
-      </w:r>
-      <w:r>
-        <w:rPr>
-          <w:rFonts w:ascii="Times New Roman" w:hAnsi="Times New Roman"/>
-          <w:b w:val="0"/>
-          <w:sz w:val="24"/>
-        </w:rPr>
-        <w:br/>
-      </w:r>
-      <w:r>
-        <w:rPr>
-          <w:rFonts w:ascii="Times New Roman" w:hAnsi="Times New Roman"/>
-          <w:b w:val="0"/>
-          <w:sz w:val="24"/>
-        </w:rPr>
-        <w:br/>
-      </w:r>
-      <w:r>
-        <w:rPr>
-          <w:rFonts w:ascii="Times New Roman" w:hAnsi="Times New Roman"/>
-          <w:b w:val="0"/>
-          <w:sz w:val="24"/>
-        </w:rPr>
-        <w:t>Advisor: Dr. De-Rong Kong (孔德蓉)</w:t>
-        <w:br/>
-      </w:r>
-      <w:r>
-        <w:rPr>
-          <w:rFonts w:ascii="Times New Roman" w:hAnsi="Times New Roman"/>
-          <w:b w:val="0"/>
-          <w:sz w:val="24"/>
-        </w:rPr>
-        <w:br/>
-      </w:r>
-      <w:r>
-        <w:rPr>
-          <w:rFonts w:ascii="Times New Roman" w:hAnsi="Times New Roman"/>
-          <w:b w:val="0"/>
-          <w:sz w:val="24"/>
-        </w:rPr>
-        <w:t>June 2026</w:t>
-        <w:br/>
-      </w:r>
-    </w:p>
-    <w:p>
-      <w:r>
-        <w:br w:type="page"/>
-      </w:r>
-    </w:p>
-    <w:p>
-      <w:pPr>
-        <w:pStyle w:val="Heading1"/>
-      </w:pPr>
-      <w:r>
-        <w:t>Abstract</w:t>
-      </w:r>
-    </w:p>
-    <w:p>
-      <w:r>
-        <w:rPr>
-          <w:b w:val="0"/>
-          <w:i w:val="0"/>
-          <w:u w:val="none"/>
-        </w:rPr>
-        <w:t>This thesis asks whether energy can act as a credible constraint for digital money through energy-linked financial contracts, and what conditions are needed for that constraint to work.</w:t>
-      </w:r>
-    </w:p>
-    <w:p>
-      <w:r>
-        <w:rPr>
-          <w:b w:val="0"/>
-          <w:i w:val="0"/>
-          <w:u w:val="none"/>
-        </w:rPr>
-        <w:t>The answer is conditional. Energy is not money by itself, but it combines production cost, economic usefulness, measurability, and compatibility with rule-based digital enforcement. The thesis argues that credibility requires five integrated constraints: reliable energy data, rule-bound issuance, explicit pricing and risk controls, protected settlement and redemption accounting, and limited governance.</w:t>
-      </w:r>
-    </w:p>
-    <w:p>
-      <w:r>
-        <w:rPr>
-          <w:b w:val="0"/>
-          <w:i w:val="0"/>
-          <w:u w:val="none"/>
-        </w:rPr>
-        <w:t>The empirical chapters study Bitcoin as evidence that energy cost can matter for digital valuation, but only conditionally and specification-sensitively. The pricing chapter develops a reproducible option-style framework for renewable-energy-linked claims using public data, numerical validation, and oracle-tolerance analysis. The implementation chapter maps the constraints to a proof-of-concept smart contract system on Ethereum Sepolia, including an energy-native SPK v1 circulation loop with indexed on-chain payments.</w:t>
-      </w:r>
-    </w:p>
-    <w:p>
-      <w:r>
-        <w:rPr>
-          <w:b w:val="0"/>
-          <w:i w:val="0"/>
-          <w:u w:val="none"/>
-        </w:rPr>
-        <w:t>The contribution is a bounded research framework—not a production-ready currency or stablecoin launch. The thesis shows how energy-linked digital finance can be studied, priced, and prototyped under explicit limits that users can inspect.</w:t>
-      </w:r>
-    </w:p>
-    <w:p>
-      <w:pPr>
-        <w:ind w:firstLine="0"/>
-      </w:pPr>
-      <w:r>
-        <w:rPr>
-          <w:b/>
-          <w:i w:val="0"/>
-          <w:u w:val="none"/>
-        </w:rPr>
-        <w:t>Keywords:</w:t>
-      </w:r>
-      <w:r>
-        <w:rPr>
-          <w:b w:val="0"/>
-          <w:i w:val="0"/>
-          <w:u w:val="none"/>
-        </w:rPr>
-        <w:t xml:space="preserve"> Energy-linked finance, digital money, monetary credibility, renewable energy risk, Bitcoin energy cost, smart contracts, proof-of-concept</w:t>
-      </w:r>
-    </w:p>
-    <w:p>
-      <w:pPr>
-        <w:ind w:firstLine="0"/>
-      </w:pPr>
-      <w:r>
-        <w:rPr>
-          <w:b/>
-          <w:i w:val="0"/>
-          <w:u w:val="none"/>
-        </w:rPr>
-        <w:t>JEL Codes:</w:t>
-      </w:r>
-      <w:r>
-        <w:rPr>
-          <w:b w:val="0"/>
-          <w:i w:val="0"/>
-          <w:u w:val="none"/>
-        </w:rPr>
-        <w:t xml:space="preserve"> E42, G13, Q42, Q47</w:t>
-      </w:r>
-    </w:p>
-    <w:p>
-      <w:r>
-        <w:br w:type="page"/>
-      </w:r>
-    </w:p>
-    <w:p>
-      <w:pPr>
-        <w:pStyle w:val="Heading1"/>
-      </w:pPr>
-      <w:r>
-        <w:t>Table of Contents</w:t>
-      </w:r>
-    </w:p>
-    <w:p>
-      <w:pPr>
-        <w:ind w:firstLine="0"/>
-      </w:pPr>
-      <w:r>
-        <w:fldChar w:fldCharType="begin"/>
-        <w:instrText xml:space="preserve">TOC \o "1-3" \h \z \u</w:instrText>
-        <w:fldChar w:fldCharType="separate"/>
-        <w:r>
-          <w:t>Update field in Word to populate the table of contents.</w:t>
-        </w:r>
-        <w:fldChar w:fldCharType="end"/>
-      </w:r>
-    </w:p>
-    <w:p>
-      <w:pPr>
-        <w:ind w:firstLine="0"/>
-      </w:pPr>
-      <w:r>
-        <w:rPr>
-          <w:i/>
-          <w:sz w:val="20"/>
-        </w:rPr>
-        <w:t>In Word: right-click the table of contents and choose 'Update Field'.</w:t>
-      </w:r>
-    </w:p>
-    <w:p>
-      <w:r>
-        <w:br w:type="page"/>
-      </w:r>
-    </w:p>
     <w:p>
       <w:pPr>
         <w:pStyle w:val="Heading1"/>
@@ -1520,13 +1229,19 @@
           </w:tcPr>
           <w:p>
             <w:pPr>
+              <w:ind w:firstLine="0"/>
               <w:jc w:val="center"/>
             </w:pPr>
-            <w:r/>
+            <w:r>
+              <w:rPr>
+                <w:sz w:val="18"/>
+              </w:rPr>
+            </w:r>
             <w:r>
               <w:rPr>
                 <w:b/>
                 <w:i w:val="0"/>
+                <w:sz w:val="18"/>
                 <w:u w:val="none"/>
               </w:rPr>
               <w:t>Location</w:t>
@@ -1539,13 +1254,19 @@
           </w:tcPr>
           <w:p>
             <w:pPr>
+              <w:ind w:firstLine="0"/>
               <w:jc w:val="center"/>
             </w:pPr>
-            <w:r/>
+            <w:r>
+              <w:rPr>
+                <w:sz w:val="18"/>
+              </w:rPr>
+            </w:r>
             <w:r>
               <w:rPr>
                 <w:b/>
                 <w:i w:val="0"/>
+                <w:sz w:val="18"/>
                 <w:u w:val="none"/>
               </w:rPr>
               <w:t>S0 ($/kWh)</w:t>
@@ -1558,13 +1279,19 @@
           </w:tcPr>
           <w:p>
             <w:pPr>
+              <w:ind w:firstLine="0"/>
               <w:jc w:val="center"/>
             </w:pPr>
-            <w:r/>
+            <w:r>
+              <w:rPr>
+                <w:sz w:val="18"/>
+              </w:rPr>
+            </w:r>
             <w:r>
               <w:rPr>
                 <w:b/>
                 <w:i w:val="0"/>
+                <w:sz w:val="18"/>
                 <w:u w:val="none"/>
               </w:rPr>
               <w:t>Sigma</w:t>
@@ -1577,13 +1304,19 @@
           </w:tcPr>
           <w:p>
             <w:pPr>
+              <w:ind w:firstLine="0"/>
               <w:jc w:val="center"/>
             </w:pPr>
-            <w:r/>
+            <w:r>
+              <w:rPr>
+                <w:sz w:val="18"/>
+              </w:rPr>
+            </w:r>
             <w:r>
               <w:rPr>
                 <w:b/>
                 <w:i w:val="0"/>
+                <w:sz w:val="18"/>
                 <w:u w:val="none"/>
               </w:rPr>
               <w:t>Binomial Call</w:t>
@@ -1596,13 +1329,19 @@
           </w:tcPr>
           <w:p>
             <w:pPr>
+              <w:ind w:firstLine="0"/>
               <w:jc w:val="center"/>
             </w:pPr>
-            <w:r/>
+            <w:r>
+              <w:rPr>
+                <w:sz w:val="18"/>
+              </w:rPr>
+            </w:r>
             <w:r>
               <w:rPr>
                 <w:b/>
                 <w:i w:val="0"/>
+                <w:sz w:val="18"/>
                 <w:u w:val="none"/>
               </w:rPr>
               <w:t>Monte Carlo Call</w:t>
@@ -1615,13 +1354,19 @@
           </w:tcPr>
           <w:p>
             <w:pPr>
+              <w:ind w:firstLine="0"/>
               <w:jc w:val="center"/>
             </w:pPr>
-            <w:r/>
+            <w:r>
+              <w:rPr>
+                <w:sz w:val="18"/>
+              </w:rPr>
+            </w:r>
             <w:r>
               <w:rPr>
                 <w:b/>
                 <w:i w:val="0"/>
+                <w:sz w:val="18"/>
                 <w:u w:val="none"/>
               </w:rPr>
               <w:t>Interpretation</w:t>
@@ -1635,11 +1380,19 @@
             <w:tcW w:type="dxa" w:w="1560"/>
           </w:tcPr>
           <w:p>
-            <w:r/>
+            <w:pPr>
+              <w:ind w:firstLine="0"/>
+            </w:pPr>
+            <w:r>
+              <w:rPr>
+                <w:sz w:val="18"/>
+              </w:rPr>
+            </w:r>
             <w:r>
               <w:rPr>
                 <w:b w:val="0"/>
                 <w:i w:val="0"/>
+                <w:sz w:val="18"/>
                 <w:u w:val="none"/>
               </w:rPr>
               <w:t>Germany</w:t>
@@ -1651,11 +1404,19 @@
             <w:tcW w:type="dxa" w:w="1560"/>
           </w:tcPr>
           <w:p>
-            <w:r/>
+            <w:pPr>
+              <w:ind w:firstLine="0"/>
+            </w:pPr>
+            <w:r>
+              <w:rPr>
+                <w:sz w:val="18"/>
+              </w:rPr>
+            </w:r>
             <w:r>
               <w:rPr>
                 <w:b w:val="0"/>
                 <w:i w:val="0"/>
+                <w:sz w:val="18"/>
                 <w:u w:val="none"/>
               </w:rPr>
               <w:t>0.0250</w:t>
@@ -1667,11 +1428,19 @@
             <w:tcW w:type="dxa" w:w="1560"/>
           </w:tcPr>
           <w:p>
-            <w:r/>
+            <w:pPr>
+              <w:ind w:firstLine="0"/>
+            </w:pPr>
+            <w:r>
+              <w:rPr>
+                <w:sz w:val="18"/>
+              </w:rPr>
+            </w:r>
             <w:r>
               <w:rPr>
                 <w:b w:val="0"/>
                 <w:i w:val="0"/>
+                <w:sz w:val="18"/>
                 <w:u w:val="none"/>
               </w:rPr>
               <w:t>45%</w:t>
@@ -1683,11 +1452,19 @@
             <w:tcW w:type="dxa" w:w="1560"/>
           </w:tcPr>
           <w:p>
-            <w:r/>
+            <w:pPr>
+              <w:ind w:firstLine="0"/>
+            </w:pPr>
+            <w:r>
+              <w:rPr>
+                <w:sz w:val="18"/>
+              </w:rPr>
+            </w:r>
             <w:r>
               <w:rPr>
                 <w:b w:val="0"/>
                 <w:i w:val="0"/>
+                <w:sz w:val="18"/>
                 <w:u w:val="none"/>
               </w:rPr>
               <w:t>0.000001</w:t>
@@ -1699,11 +1476,19 @@
             <w:tcW w:type="dxa" w:w="1560"/>
           </w:tcPr>
           <w:p>
-            <w:r/>
+            <w:pPr>
+              <w:ind w:firstLine="0"/>
+            </w:pPr>
+            <w:r>
+              <w:rPr>
+                <w:sz w:val="18"/>
+              </w:rPr>
+            </w:r>
             <w:r>
               <w:rPr>
                 <w:b w:val="0"/>
                 <w:i w:val="0"/>
+                <w:sz w:val="18"/>
                 <w:u w:val="none"/>
               </w:rPr>
               <w:t>0.0000009</w:t>
@@ -1715,11 +1500,19 @@
             <w:tcW w:type="dxa" w:w="1560"/>
           </w:tcPr>
           <w:p>
-            <w:r/>
+            <w:pPr>
+              <w:ind w:firstLine="0"/>
+            </w:pPr>
+            <w:r>
+              <w:rPr>
+                <w:sz w:val="18"/>
+              </w:rPr>
+            </w:r>
             <w:r>
               <w:rPr>
                 <w:b w:val="0"/>
                 <w:i w:val="0"/>
+                <w:sz w:val="18"/>
                 <w:u w:val="none"/>
               </w:rPr>
               <w:t>Near-zero option value in this convergence run; relative difference inflated by tiny base.</w:t>
@@ -1733,11 +1526,19 @@
             <w:tcW w:type="dxa" w:w="1560"/>
           </w:tcPr>
           <w:p>
-            <w:r/>
+            <w:pPr>
+              <w:ind w:firstLine="0"/>
+            </w:pPr>
+            <w:r>
+              <w:rPr>
+                <w:sz w:val="18"/>
+              </w:rPr>
+            </w:r>
             <w:r>
               <w:rPr>
                 <w:b w:val="0"/>
                 <w:i w:val="0"/>
+                <w:sz w:val="18"/>
                 <w:u w:val="none"/>
               </w:rPr>
               <w:t>Taiwan</w:t>
@@ -1749,11 +1550,19 @@
             <w:tcW w:type="dxa" w:w="1560"/>
           </w:tcPr>
           <w:p>
-            <w:r/>
+            <w:pPr>
+              <w:ind w:firstLine="0"/>
+            </w:pPr>
+            <w:r>
+              <w:rPr>
+                <w:sz w:val="18"/>
+              </w:rPr>
+            </w:r>
             <w:r>
               <w:rPr>
                 <w:b w:val="0"/>
                 <w:i w:val="0"/>
+                <w:sz w:val="18"/>
                 <w:u w:val="none"/>
               </w:rPr>
               <w:t>0.0525</w:t>
@@ -1765,11 +1574,19 @@
             <w:tcW w:type="dxa" w:w="1560"/>
           </w:tcPr>
           <w:p>
-            <w:r/>
+            <w:pPr>
+              <w:ind w:firstLine="0"/>
+            </w:pPr>
+            <w:r>
+              <w:rPr>
+                <w:sz w:val="18"/>
+              </w:rPr>
+            </w:r>
             <w:r>
               <w:rPr>
                 <w:b w:val="0"/>
                 <w:i w:val="0"/>
+                <w:sz w:val="18"/>
                 <w:u w:val="none"/>
               </w:rPr>
               <w:t>189%</w:t>
@@ -1781,11 +1598,19 @@
             <w:tcW w:type="dxa" w:w="1560"/>
           </w:tcPr>
           <w:p>
-            <w:r/>
+            <w:pPr>
+              <w:ind w:firstLine="0"/>
+            </w:pPr>
+            <w:r>
+              <w:rPr>
+                <w:sz w:val="18"/>
+              </w:rPr>
+            </w:r>
             <w:r>
               <w:rPr>
                 <w:b w:val="0"/>
                 <w:i w:val="0"/>
+                <w:sz w:val="18"/>
                 <w:u w:val="none"/>
               </w:rPr>
               <w:t>0.01917</w:t>
@@ -1797,11 +1622,19 @@
             <w:tcW w:type="dxa" w:w="1560"/>
           </w:tcPr>
           <w:p>
-            <w:r/>
+            <w:pPr>
+              <w:ind w:firstLine="0"/>
+            </w:pPr>
+            <w:r>
+              <w:rPr>
+                <w:sz w:val="18"/>
+              </w:rPr>
+            </w:r>
             <w:r>
               <w:rPr>
                 <w:b w:val="0"/>
                 <w:i w:val="0"/>
+                <w:sz w:val="18"/>
                 <w:u w:val="none"/>
               </w:rPr>
               <w:t>0.02025</w:t>
@@ -1813,11 +1646,19 @@
             <w:tcW w:type="dxa" w:w="1560"/>
           </w:tcPr>
           <w:p>
-            <w:r/>
+            <w:pPr>
+              <w:ind w:firstLine="0"/>
+            </w:pPr>
+            <w:r>
+              <w:rPr>
+                <w:sz w:val="18"/>
+              </w:rPr>
+            </w:r>
             <w:r>
               <w:rPr>
                 <w:b w:val="0"/>
                 <w:i w:val="0"/>
+                <w:sz w:val="18"/>
                 <w:u w:val="none"/>
               </w:rPr>
               <w:t>Main base case; convergence within about 5.6%.</w:t>
@@ -1831,11 +1672,19 @@
             <w:tcW w:type="dxa" w:w="1560"/>
           </w:tcPr>
           <w:p>
-            <w:r/>
+            <w:pPr>
+              <w:ind w:firstLine="0"/>
+            </w:pPr>
+            <w:r>
+              <w:rPr>
+                <w:sz w:val="18"/>
+              </w:rPr>
+            </w:r>
             <w:r>
               <w:rPr>
                 <w:b w:val="0"/>
                 <w:i w:val="0"/>
+                <w:sz w:val="18"/>
                 <w:u w:val="none"/>
               </w:rPr>
               <w:t>Saudi Arabia</w:t>
@@ -1847,11 +1696,19 @@
             <w:tcW w:type="dxa" w:w="1560"/>
           </w:tcPr>
           <w:p>
-            <w:r/>
+            <w:pPr>
+              <w:ind w:firstLine="0"/>
+            </w:pPr>
+            <w:r>
+              <w:rPr>
+                <w:sz w:val="18"/>
+              </w:rPr>
+            </w:r>
             <w:r>
               <w:rPr>
                 <w:b w:val="0"/>
                 <w:i w:val="0"/>
+                <w:sz w:val="18"/>
                 <w:u w:val="none"/>
               </w:rPr>
               <w:t>0.0550</w:t>
@@ -1863,11 +1720,19 @@
             <w:tcW w:type="dxa" w:w="1560"/>
           </w:tcPr>
           <w:p>
-            <w:r/>
+            <w:pPr>
+              <w:ind w:firstLine="0"/>
+            </w:pPr>
+            <w:r>
+              <w:rPr>
+                <w:sz w:val="18"/>
+              </w:rPr>
+            </w:r>
             <w:r>
               <w:rPr>
                 <w:b w:val="0"/>
                 <w:i w:val="0"/>
+                <w:sz w:val="18"/>
                 <w:u w:val="none"/>
               </w:rPr>
               <w:t>172%</w:t>
@@ -1879,11 +1744,19 @@
             <w:tcW w:type="dxa" w:w="1560"/>
           </w:tcPr>
           <w:p>
-            <w:r/>
+            <w:pPr>
+              <w:ind w:firstLine="0"/>
+            </w:pPr>
+            <w:r>
+              <w:rPr>
+                <w:sz w:val="18"/>
+              </w:rPr>
+            </w:r>
             <w:r>
               <w:rPr>
                 <w:b w:val="0"/>
                 <w:i w:val="0"/>
+                <w:sz w:val="18"/>
                 <w:u w:val="none"/>
               </w:rPr>
               <w:t>0.01929</w:t>
@@ -1895,11 +1768,19 @@
             <w:tcW w:type="dxa" w:w="1560"/>
           </w:tcPr>
           <w:p>
-            <w:r/>
+            <w:pPr>
+              <w:ind w:firstLine="0"/>
+            </w:pPr>
+            <w:r>
+              <w:rPr>
+                <w:sz w:val="18"/>
+              </w:rPr>
+            </w:r>
             <w:r>
               <w:rPr>
                 <w:b w:val="0"/>
                 <w:i w:val="0"/>
+                <w:sz w:val="18"/>
                 <w:u w:val="none"/>
               </w:rPr>
               <w:t>0.01945</w:t>
@@ -1911,11 +1792,19 @@
             <w:tcW w:type="dxa" w:w="1560"/>
           </w:tcPr>
           <w:p>
-            <w:r/>
+            <w:pPr>
+              <w:ind w:firstLine="0"/>
+            </w:pPr>
+            <w:r>
+              <w:rPr>
+                <w:sz w:val="18"/>
+              </w:rPr>
+            </w:r>
             <w:r>
               <w:rPr>
                 <w:b w:val="0"/>
                 <w:i w:val="0"/>
+                <w:sz w:val="18"/>
                 <w:u w:val="none"/>
               </w:rPr>
               <w:t>Strong convergence.</w:t>
@@ -1929,11 +1818,19 @@
             <w:tcW w:type="dxa" w:w="1560"/>
           </w:tcPr>
           <w:p>
-            <w:r/>
+            <w:pPr>
+              <w:ind w:firstLine="0"/>
+            </w:pPr>
+            <w:r>
+              <w:rPr>
+                <w:sz w:val="18"/>
+              </w:rPr>
+            </w:r>
             <w:r>
               <w:rPr>
                 <w:b w:val="0"/>
                 <w:i w:val="0"/>
+                <w:sz w:val="18"/>
                 <w:u w:val="none"/>
               </w:rPr>
               <w:t>Arizona</w:t>
@@ -1945,11 +1842,19 @@
             <w:tcW w:type="dxa" w:w="1560"/>
           </w:tcPr>
           <w:p>
-            <w:r/>
+            <w:pPr>
+              <w:ind w:firstLine="0"/>
+            </w:pPr>
+            <w:r>
+              <w:rPr>
+                <w:sz w:val="18"/>
+              </w:rPr>
+            </w:r>
             <w:r>
               <w:rPr>
                 <w:b w:val="0"/>
                 <w:i w:val="0"/>
+                <w:sz w:val="18"/>
                 <w:u w:val="none"/>
               </w:rPr>
               <w:t>0.0580</w:t>
@@ -1961,11 +1866,19 @@
             <w:tcW w:type="dxa" w:w="1560"/>
           </w:tcPr>
           <w:p>
-            <w:r/>
+            <w:pPr>
+              <w:ind w:firstLine="0"/>
+            </w:pPr>
+            <w:r>
+              <w:rPr>
+                <w:sz w:val="18"/>
+              </w:rPr>
+            </w:r>
             <w:r>
               <w:rPr>
                 <w:b w:val="0"/>
                 <w:i w:val="0"/>
+                <w:sz w:val="18"/>
                 <w:u w:val="none"/>
               </w:rPr>
               <w:t>165%</w:t>
@@ -1977,11 +1890,19 @@
             <w:tcW w:type="dxa" w:w="1560"/>
           </w:tcPr>
           <w:p>
-            <w:r/>
+            <w:pPr>
+              <w:ind w:firstLine="0"/>
+            </w:pPr>
+            <w:r>
+              <w:rPr>
+                <w:sz w:val="18"/>
+              </w:rPr>
+            </w:r>
             <w:r>
               <w:rPr>
                 <w:b w:val="0"/>
                 <w:i w:val="0"/>
+                <w:sz w:val="18"/>
                 <w:u w:val="none"/>
               </w:rPr>
               <w:t>0.02068</w:t>
@@ -1993,11 +1914,19 @@
             <w:tcW w:type="dxa" w:w="1560"/>
           </w:tcPr>
           <w:p>
-            <w:r/>
+            <w:pPr>
+              <w:ind w:firstLine="0"/>
+            </w:pPr>
+            <w:r>
+              <w:rPr>
+                <w:sz w:val="18"/>
+              </w:rPr>
+            </w:r>
             <w:r>
               <w:rPr>
                 <w:b w:val="0"/>
                 <w:i w:val="0"/>
+                <w:sz w:val="18"/>
                 <w:u w:val="none"/>
               </w:rPr>
               <w:t>0.02100</w:t>
@@ -2009,11 +1938,19 @@
             <w:tcW w:type="dxa" w:w="1560"/>
           </w:tcPr>
           <w:p>
-            <w:r/>
+            <w:pPr>
+              <w:ind w:firstLine="0"/>
+            </w:pPr>
+            <w:r>
+              <w:rPr>
+                <w:sz w:val="18"/>
+              </w:rPr>
+            </w:r>
             <w:r>
               <w:rPr>
                 <w:b w:val="0"/>
                 <w:i w:val="0"/>
+                <w:sz w:val="18"/>
                 <w:u w:val="none"/>
               </w:rPr>
               <w:t>Strong convergence.</w:t>
@@ -2027,11 +1964,19 @@
             <w:tcW w:type="dxa" w:w="1560"/>
           </w:tcPr>
           <w:p>
-            <w:r/>
+            <w:pPr>
+              <w:ind w:firstLine="0"/>
+            </w:pPr>
+            <w:r>
+              <w:rPr>
+                <w:sz w:val="18"/>
+              </w:rPr>
+            </w:r>
             <w:r>
               <w:rPr>
                 <w:b w:val="0"/>
                 <w:i w:val="0"/>
+                <w:sz w:val="18"/>
                 <w:u w:val="none"/>
               </w:rPr>
               <w:t>Brazil</w:t>
@@ -2043,11 +1988,19 @@
             <w:tcW w:type="dxa" w:w="1560"/>
           </w:tcPr>
           <w:p>
-            <w:r/>
+            <w:pPr>
+              <w:ind w:firstLine="0"/>
+            </w:pPr>
+            <w:r>
+              <w:rPr>
+                <w:sz w:val="18"/>
+              </w:rPr>
+            </w:r>
             <w:r>
               <w:rPr>
                 <w:b w:val="0"/>
                 <w:i w:val="0"/>
+                <w:sz w:val="18"/>
                 <w:u w:val="none"/>
               </w:rPr>
               <w:t>0.0950</w:t>
@@ -2059,11 +2012,19 @@
             <w:tcW w:type="dxa" w:w="1560"/>
           </w:tcPr>
           <w:p>
-            <w:r/>
+            <w:pPr>
+              <w:ind w:firstLine="0"/>
+            </w:pPr>
+            <w:r>
+              <w:rPr>
+                <w:sz w:val="18"/>
+              </w:rPr>
+            </w:r>
             <w:r>
               <w:rPr>
                 <w:b w:val="0"/>
                 <w:i w:val="0"/>
+                <w:sz w:val="18"/>
                 <w:u w:val="none"/>
               </w:rPr>
               <w:t>198%</w:t>
@@ -2075,11 +2036,19 @@
             <w:tcW w:type="dxa" w:w="1560"/>
           </w:tcPr>
           <w:p>
-            <w:r/>
+            <w:pPr>
+              <w:ind w:firstLine="0"/>
+            </w:pPr>
+            <w:r>
+              <w:rPr>
+                <w:sz w:val="18"/>
+              </w:rPr>
+            </w:r>
             <w:r>
               <w:rPr>
                 <w:b w:val="0"/>
                 <w:i w:val="0"/>
+                <w:sz w:val="18"/>
                 <w:u w:val="none"/>
               </w:rPr>
               <w:t>0.05373</w:t>
@@ -2091,11 +2060,19 @@
             <w:tcW w:type="dxa" w:w="1560"/>
           </w:tcPr>
           <w:p>
-            <w:r/>
+            <w:pPr>
+              <w:ind w:firstLine="0"/>
+            </w:pPr>
+            <w:r>
+              <w:rPr>
+                <w:sz w:val="18"/>
+              </w:rPr>
+            </w:r>
             <w:r>
               <w:rPr>
                 <w:b w:val="0"/>
                 <w:i w:val="0"/>
+                <w:sz w:val="18"/>
                 <w:u w:val="none"/>
               </w:rPr>
               <w:t>0.05449</w:t>
@@ -2107,11 +2084,19 @@
             <w:tcW w:type="dxa" w:w="1560"/>
           </w:tcPr>
           <w:p>
-            <w:r/>
+            <w:pPr>
+              <w:ind w:firstLine="0"/>
+            </w:pPr>
+            <w:r>
+              <w:rPr>
+                <w:sz w:val="18"/>
+              </w:rPr>
+            </w:r>
             <w:r>
               <w:rPr>
                 <w:b w:val="0"/>
                 <w:i w:val="0"/>
+                <w:sz w:val="18"/>
                 <w:u w:val="none"/>
               </w:rPr>
               <w:t>Strong convergence.</w:t>
@@ -3571,32 +3556,6 @@
           <w:i w:val="0"/>
           <w:u w:val="none"/>
         </w:rPr>
-        <w:t xml:space="preserve">Cambridge Centre for Alternative Finance. (n.d.-a). </w:t>
-      </w:r>
-      <w:r>
-        <w:rPr>
-          <w:b w:val="0"/>
-          <w:i/>
-          <w:u w:val="none"/>
-        </w:rPr>
-        <w:t>Cambridge Bitcoin Electricity Consumption Index</w:t>
-      </w:r>
-      <w:r>
-        <w:rPr>
-          <w:b w:val="0"/>
-          <w:i w:val="0"/>
-          <w:u w:val="none"/>
-        </w:rPr>
-        <w:t>. Cambridge Judge Business School. https://ccaf.io/cbnsi/cbeci</w:t>
-      </w:r>
-    </w:p>
-    <w:p>
-      <w:r>
-        <w:rPr>
-          <w:b w:val="0"/>
-          <w:i w:val="0"/>
-          <w:u w:val="none"/>
-        </w:rPr>
         <w:t xml:space="preserve">Black, F., &amp; Scholes, M. (1973). The pricing of options and corporate liabilities. </w:t>
       </w:r>
       <w:r>

--- a/thesis_package/output/chapters/CHAPTER_4.docx
+++ b/thesis_package/output/chapters/CHAPTER_4.docx
@@ -500,6 +500,7 @@
     </w:p>
     <w:p>
       <w:pPr>
+        <w:pStyle w:val="Caption"/>
         <w:ind w:firstLine="0"/>
         <w:jc w:val="center"/>
       </w:pPr>
@@ -516,6 +517,7 @@
       <w:tblPr>
         <w:tblStyle w:val="TableGrid"/>
         <w:tblW w:type="auto" w:w="0"/>
+        <w:tblLayout w:type="autofit"/>
         <w:tblLook w:firstColumn="1" w:firstRow="1" w:lastColumn="0" w:lastRow="0" w:noHBand="0" w:noVBand="1" w:val="04A0"/>
       </w:tblPr>
       <w:tblGrid>
@@ -529,13 +531,20 @@
           </w:tcPr>
           <w:p>
             <w:pPr>
+              <w:spacing w:line="240" w:lineRule="auto" w:before="0" w:after="0"/>
+              <w:ind w:firstLine="0"/>
               <w:jc w:val="center"/>
             </w:pPr>
-            <w:r/>
+            <w:r>
+              <w:rPr>
+                <w:sz w:val="20"/>
+              </w:rPr>
+            </w:r>
             <w:r>
               <w:rPr>
                 <w:b/>
                 <w:i w:val="0"/>
+                <w:sz w:val="20"/>
                 <w:u w:val="none"/>
               </w:rPr>
               <w:t>Parameter</w:t>
@@ -548,13 +557,20 @@
           </w:tcPr>
           <w:p>
             <w:pPr>
+              <w:spacing w:line="240" w:lineRule="auto" w:before="0" w:after="0"/>
+              <w:ind w:firstLine="0"/>
               <w:jc w:val="center"/>
             </w:pPr>
-            <w:r/>
+            <w:r>
+              <w:rPr>
+                <w:sz w:val="20"/>
+              </w:rPr>
+            </w:r>
             <w:r>
               <w:rPr>
                 <w:b/>
                 <w:i w:val="0"/>
+                <w:sz w:val="20"/>
                 <w:u w:val="none"/>
               </w:rPr>
               <w:t>Value</w:t>
@@ -568,11 +584,21 @@
             <w:tcW w:type="dxa" w:w="4680"/>
           </w:tcPr>
           <w:p>
-            <w:r/>
+            <w:pPr>
+              <w:spacing w:line="240" w:lineRule="auto" w:before="0" w:after="0"/>
+              <w:ind w:firstLine="0"/>
+              <w:jc w:val="center"/>
+            </w:pPr>
+            <w:r>
+              <w:rPr>
+                <w:sz w:val="20"/>
+              </w:rPr>
+            </w:r>
             <w:r>
               <w:rPr>
                 <w:b w:val="0"/>
                 <w:i w:val="0"/>
+                <w:sz w:val="20"/>
                 <w:u w:val="none"/>
               </w:rPr>
               <w:t xml:space="preserve">Underlying proxy </w:t>
@@ -582,7 +608,7 @@
                 <w:rFonts w:ascii="Courier New" w:hAnsi="Courier New"/>
                 <w:b w:val="0"/>
                 <w:i w:val="0"/>
-                <w:sz w:val="21"/>
+                <w:sz w:val="20"/>
                 <w:u w:val="none"/>
               </w:rPr>
               <w:t>S0</w:t>
@@ -594,13 +620,21 @@
             <w:tcW w:type="dxa" w:w="4680"/>
           </w:tcPr>
           <w:p>
-            <w:r/>
+            <w:pPr>
+              <w:spacing w:line="240" w:lineRule="auto" w:before="0" w:after="0"/>
+              <w:ind w:firstLine="0"/>
+            </w:pPr>
+            <w:r>
+              <w:rPr>
+                <w:sz w:val="20"/>
+              </w:rPr>
+            </w:r>
             <w:r>
               <w:rPr>
                 <w:rFonts w:ascii="Courier New" w:hAnsi="Courier New"/>
                 <w:b w:val="0"/>
                 <w:i w:val="0"/>
-                <w:sz w:val="21"/>
+                <w:sz w:val="20"/>
                 <w:u w:val="none"/>
               </w:rPr>
               <w:t>$0.0525/kWh</w:t>
@@ -614,11 +648,21 @@
             <w:tcW w:type="dxa" w:w="4680"/>
           </w:tcPr>
           <w:p>
-            <w:r/>
+            <w:pPr>
+              <w:spacing w:line="240" w:lineRule="auto" w:before="0" w:after="0"/>
+              <w:ind w:firstLine="0"/>
+              <w:jc w:val="center"/>
+            </w:pPr>
+            <w:r>
+              <w:rPr>
+                <w:sz w:val="20"/>
+              </w:rPr>
+            </w:r>
             <w:r>
               <w:rPr>
                 <w:b w:val="0"/>
                 <w:i w:val="0"/>
+                <w:sz w:val="20"/>
                 <w:u w:val="none"/>
               </w:rPr>
               <w:t xml:space="preserve">Strike/reference cost </w:t>
@@ -628,7 +672,7 @@
                 <w:rFonts w:ascii="Courier New" w:hAnsi="Courier New"/>
                 <w:b w:val="0"/>
                 <w:i w:val="0"/>
-                <w:sz w:val="21"/>
+                <w:sz w:val="20"/>
                 <w:u w:val="none"/>
               </w:rPr>
               <w:t>K</w:t>
@@ -640,13 +684,21 @@
             <w:tcW w:type="dxa" w:w="4680"/>
           </w:tcPr>
           <w:p>
-            <w:r/>
+            <w:pPr>
+              <w:spacing w:line="240" w:lineRule="auto" w:before="0" w:after="0"/>
+              <w:ind w:firstLine="0"/>
+            </w:pPr>
+            <w:r>
+              <w:rPr>
+                <w:sz w:val="20"/>
+              </w:rPr>
+            </w:r>
             <w:r>
               <w:rPr>
                 <w:rFonts w:ascii="Courier New" w:hAnsi="Courier New"/>
                 <w:b w:val="0"/>
                 <w:i w:val="0"/>
-                <w:sz w:val="21"/>
+                <w:sz w:val="20"/>
                 <w:u w:val="none"/>
               </w:rPr>
               <w:t>$0.0525/kWh</w:t>
@@ -660,11 +712,21 @@
             <w:tcW w:type="dxa" w:w="4680"/>
           </w:tcPr>
           <w:p>
-            <w:r/>
+            <w:pPr>
+              <w:spacing w:line="240" w:lineRule="auto" w:before="0" w:after="0"/>
+              <w:ind w:firstLine="0"/>
+              <w:jc w:val="center"/>
+            </w:pPr>
+            <w:r>
+              <w:rPr>
+                <w:sz w:val="20"/>
+              </w:rPr>
+            </w:r>
             <w:r>
               <w:rPr>
                 <w:b w:val="0"/>
                 <w:i w:val="0"/>
+                <w:sz w:val="20"/>
                 <w:u w:val="none"/>
               </w:rPr>
               <w:t xml:space="preserve">Horizon </w:t>
@@ -674,7 +736,7 @@
                 <w:rFonts w:ascii="Courier New" w:hAnsi="Courier New"/>
                 <w:b w:val="0"/>
                 <w:i w:val="0"/>
-                <w:sz w:val="21"/>
+                <w:sz w:val="20"/>
                 <w:u w:val="none"/>
               </w:rPr>
               <w:t>T</w:t>
@@ -686,13 +748,21 @@
             <w:tcW w:type="dxa" w:w="4680"/>
           </w:tcPr>
           <w:p>
-            <w:r/>
+            <w:pPr>
+              <w:spacing w:line="240" w:lineRule="auto" w:before="0" w:after="0"/>
+              <w:ind w:firstLine="0"/>
+            </w:pPr>
+            <w:r>
+              <w:rPr>
+                <w:sz w:val="20"/>
+              </w:rPr>
+            </w:r>
             <w:r>
               <w:rPr>
                 <w:rFonts w:ascii="Courier New" w:hAnsi="Courier New"/>
                 <w:b w:val="0"/>
                 <w:i w:val="0"/>
-                <w:sz w:val="21"/>
+                <w:sz w:val="20"/>
                 <w:u w:val="none"/>
               </w:rPr>
               <w:t>0.25</w:t>
@@ -701,6 +771,7 @@
               <w:rPr>
                 <w:b w:val="0"/>
                 <w:i w:val="0"/>
+                <w:sz w:val="20"/>
                 <w:u w:val="none"/>
               </w:rPr>
               <w:t xml:space="preserve"> years</w:t>
@@ -714,11 +785,21 @@
             <w:tcW w:type="dxa" w:w="4680"/>
           </w:tcPr>
           <w:p>
-            <w:r/>
+            <w:pPr>
+              <w:spacing w:line="240" w:lineRule="auto" w:before="0" w:after="0"/>
+              <w:ind w:firstLine="0"/>
+              <w:jc w:val="center"/>
+            </w:pPr>
+            <w:r>
+              <w:rPr>
+                <w:sz w:val="20"/>
+              </w:rPr>
+            </w:r>
             <w:r>
               <w:rPr>
                 <w:b w:val="0"/>
                 <w:i w:val="0"/>
+                <w:sz w:val="20"/>
                 <w:u w:val="none"/>
               </w:rPr>
               <w:t xml:space="preserve">Risk-free rate </w:t>
@@ -728,7 +809,7 @@
                 <w:rFonts w:ascii="Courier New" w:hAnsi="Courier New"/>
                 <w:b w:val="0"/>
                 <w:i w:val="0"/>
-                <w:sz w:val="21"/>
+                <w:sz w:val="20"/>
                 <w:u w:val="none"/>
               </w:rPr>
               <w:t>r</w:t>
@@ -740,13 +821,21 @@
             <w:tcW w:type="dxa" w:w="4680"/>
           </w:tcPr>
           <w:p>
-            <w:r/>
+            <w:pPr>
+              <w:spacing w:line="240" w:lineRule="auto" w:before="0" w:after="0"/>
+              <w:ind w:firstLine="0"/>
+            </w:pPr>
+            <w:r>
+              <w:rPr>
+                <w:sz w:val="20"/>
+              </w:rPr>
+            </w:r>
             <w:r>
               <w:rPr>
                 <w:rFonts w:ascii="Courier New" w:hAnsi="Courier New"/>
                 <w:b w:val="0"/>
                 <w:i w:val="0"/>
-                <w:sz w:val="21"/>
+                <w:sz w:val="20"/>
                 <w:u w:val="none"/>
               </w:rPr>
               <w:t>2.5%</w:t>
@@ -760,11 +849,21 @@
             <w:tcW w:type="dxa" w:w="4680"/>
           </w:tcPr>
           <w:p>
-            <w:r/>
+            <w:pPr>
+              <w:spacing w:line="240" w:lineRule="auto" w:before="0" w:after="0"/>
+              <w:ind w:firstLine="0"/>
+              <w:jc w:val="center"/>
+            </w:pPr>
+            <w:r>
+              <w:rPr>
+                <w:sz w:val="20"/>
+              </w:rPr>
+            </w:r>
             <w:r>
               <w:rPr>
                 <w:b w:val="0"/>
                 <w:i w:val="0"/>
+                <w:sz w:val="20"/>
                 <w:u w:val="none"/>
               </w:rPr>
               <w:t xml:space="preserve">Volatility </w:t>
@@ -774,7 +873,7 @@
                 <w:rFonts w:ascii="Courier New" w:hAnsi="Courier New"/>
                 <w:b w:val="0"/>
                 <w:i w:val="0"/>
-                <w:sz w:val="21"/>
+                <w:sz w:val="20"/>
                 <w:u w:val="none"/>
               </w:rPr>
               <w:t>sigma</w:t>
@@ -786,13 +885,21 @@
             <w:tcW w:type="dxa" w:w="4680"/>
           </w:tcPr>
           <w:p>
-            <w:r/>
+            <w:pPr>
+              <w:spacing w:line="240" w:lineRule="auto" w:before="0" w:after="0"/>
+              <w:ind w:firstLine="0"/>
+            </w:pPr>
+            <w:r>
+              <w:rPr>
+                <w:sz w:val="20"/>
+              </w:rPr>
+            </w:r>
             <w:r>
               <w:rPr>
                 <w:rFonts w:ascii="Courier New" w:hAnsi="Courier New"/>
                 <w:b w:val="0"/>
                 <w:i w:val="0"/>
-                <w:sz w:val="21"/>
+                <w:sz w:val="20"/>
                 <w:u w:val="none"/>
               </w:rPr>
               <w:t>189%</w:t>
@@ -806,11 +913,21 @@
             <w:tcW w:type="dxa" w:w="4680"/>
           </w:tcPr>
           <w:p>
-            <w:r/>
+            <w:pPr>
+              <w:spacing w:line="240" w:lineRule="auto" w:before="0" w:after="0"/>
+              <w:ind w:firstLine="0"/>
+              <w:jc w:val="center"/>
+            </w:pPr>
+            <w:r>
+              <w:rPr>
+                <w:sz w:val="20"/>
+              </w:rPr>
+            </w:r>
             <w:r>
               <w:rPr>
                 <w:b w:val="0"/>
                 <w:i w:val="0"/>
+                <w:sz w:val="20"/>
                 <w:u w:val="none"/>
               </w:rPr>
               <w:t>Binomial call value</w:t>
@@ -822,13 +939,21 @@
             <w:tcW w:type="dxa" w:w="4680"/>
           </w:tcPr>
           <w:p>
-            <w:r/>
+            <w:pPr>
+              <w:spacing w:line="240" w:lineRule="auto" w:before="0" w:after="0"/>
+              <w:ind w:firstLine="0"/>
+            </w:pPr>
+            <w:r>
+              <w:rPr>
+                <w:sz w:val="20"/>
+              </w:rPr>
+            </w:r>
             <w:r>
               <w:rPr>
                 <w:rFonts w:ascii="Courier New" w:hAnsi="Courier New"/>
                 <w:b w:val="0"/>
                 <w:i w:val="0"/>
-                <w:sz w:val="21"/>
+                <w:sz w:val="20"/>
                 <w:u w:val="none"/>
               </w:rPr>
               <w:t>$0.01917/kWh</w:t>
@@ -842,11 +967,21 @@
             <w:tcW w:type="dxa" w:w="4680"/>
           </w:tcPr>
           <w:p>
-            <w:r/>
+            <w:pPr>
+              <w:spacing w:line="240" w:lineRule="auto" w:before="0" w:after="0"/>
+              <w:ind w:firstLine="0"/>
+              <w:jc w:val="center"/>
+            </w:pPr>
+            <w:r>
+              <w:rPr>
+                <w:sz w:val="20"/>
+              </w:rPr>
+            </w:r>
             <w:r>
               <w:rPr>
                 <w:b w:val="0"/>
                 <w:i w:val="0"/>
+                <w:sz w:val="20"/>
                 <w:u w:val="none"/>
               </w:rPr>
               <w:t>Monte Carlo call value</w:t>
@@ -858,13 +993,21 @@
             <w:tcW w:type="dxa" w:w="4680"/>
           </w:tcPr>
           <w:p>
-            <w:r/>
+            <w:pPr>
+              <w:spacing w:line="240" w:lineRule="auto" w:before="0" w:after="0"/>
+              <w:ind w:firstLine="0"/>
+            </w:pPr>
+            <w:r>
+              <w:rPr>
+                <w:sz w:val="20"/>
+              </w:rPr>
+            </w:r>
             <w:r>
               <w:rPr>
                 <w:rFonts w:ascii="Courier New" w:hAnsi="Courier New"/>
                 <w:b w:val="0"/>
                 <w:i w:val="0"/>
-                <w:sz w:val="21"/>
+                <w:sz w:val="20"/>
                 <w:u w:val="none"/>
               </w:rPr>
               <w:t>$0.02025/kWh</w:t>
@@ -878,11 +1021,21 @@
             <w:tcW w:type="dxa" w:w="4680"/>
           </w:tcPr>
           <w:p>
-            <w:r/>
+            <w:pPr>
+              <w:spacing w:line="240" w:lineRule="auto" w:before="0" w:after="0"/>
+              <w:ind w:firstLine="0"/>
+              <w:jc w:val="center"/>
+            </w:pPr>
+            <w:r>
+              <w:rPr>
+                <w:sz w:val="20"/>
+              </w:rPr>
+            </w:r>
             <w:r>
               <w:rPr>
                 <w:b w:val="0"/>
                 <w:i w:val="0"/>
+                <w:sz w:val="20"/>
                 <w:u w:val="none"/>
               </w:rPr>
               <w:t>Method gap</w:t>
@@ -894,11 +1047,20 @@
             <w:tcW w:type="dxa" w:w="4680"/>
           </w:tcPr>
           <w:p>
-            <w:r/>
+            <w:pPr>
+              <w:spacing w:line="240" w:lineRule="auto" w:before="0" w:after="0"/>
+              <w:ind w:firstLine="0"/>
+            </w:pPr>
+            <w:r>
+              <w:rPr>
+                <w:sz w:val="20"/>
+              </w:rPr>
+            </w:r>
             <w:r>
               <w:rPr>
                 <w:b w:val="0"/>
                 <w:i w:val="0"/>
+                <w:sz w:val="20"/>
                 <w:u w:val="none"/>
               </w:rPr>
               <w:t xml:space="preserve">About </w:t>
@@ -908,7 +1070,7 @@
                 <w:rFonts w:ascii="Courier New" w:hAnsi="Courier New"/>
                 <w:b w:val="0"/>
                 <w:i w:val="0"/>
-                <w:sz w:val="21"/>
+                <w:sz w:val="20"/>
                 <w:u w:val="none"/>
               </w:rPr>
               <w:t>+5.6%</w:t>
@@ -917,6 +1079,7 @@
               <w:rPr>
                 <w:b w:val="0"/>
                 <w:i w:val="0"/>
+                <w:sz w:val="20"/>
                 <w:u w:val="none"/>
               </w:rPr>
               <w:t xml:space="preserve"> Monte Carlo vs binomial</w:t>
@@ -925,7 +1088,6 @@
         </w:tc>
       </w:tr>
     </w:tbl>
-    <w:p/>
     <w:p>
       <w:pPr>
         <w:pStyle w:val="Heading2"/>
@@ -1196,6 +1358,7 @@
     </w:p>
     <w:p>
       <w:pPr>
+        <w:pStyle w:val="Caption"/>
         <w:ind w:firstLine="0"/>
         <w:jc w:val="center"/>
       </w:pPr>
@@ -1208,40 +1371,52 @@
         <w:t>Table 4.2 gives the preferred cross-location pricing specification used in this chapter. Earlier prototype runs used slightly different parameter sets; those are treated as robustness artifacts rather than the main result.</w:t>
       </w:r>
     </w:p>
+    <w:p>
+      <w:pPr>
+        <w:sectPr>
+          <w:pgSz w:w="12240" w:h="15840"/>
+          <w:pgMar w:top="1440" w:right="1440" w:bottom="1440" w:left="1440" w:header="720" w:footer="720" w:gutter="0"/>
+          <w:cols w:space="720"/>
+          <w:docGrid w:linePitch="360"/>
+        </w:sectPr>
+      </w:pPr>
+    </w:p>
     <w:tbl>
       <w:tblPr>
         <w:tblStyle w:val="TableGrid"/>
         <w:tblW w:type="auto" w:w="0"/>
+        <w:tblLayout w:type="autofit"/>
         <w:tblLook w:firstColumn="1" w:firstRow="1" w:lastColumn="0" w:lastRow="0" w:noHBand="0" w:noVBand="1" w:val="04A0"/>
       </w:tblPr>
       <w:tblGrid>
-        <w:gridCol w:w="1560"/>
-        <w:gridCol w:w="1560"/>
-        <w:gridCol w:w="1560"/>
-        <w:gridCol w:w="1560"/>
-        <w:gridCol w:w="1560"/>
-        <w:gridCol w:w="1560"/>
+        <w:gridCol w:w="2280"/>
+        <w:gridCol w:w="2280"/>
+        <w:gridCol w:w="2280"/>
+        <w:gridCol w:w="2280"/>
+        <w:gridCol w:w="2280"/>
+        <w:gridCol w:w="2280"/>
       </w:tblGrid>
       <w:tr>
         <w:tc>
           <w:tcPr>
-            <w:tcW w:type="dxa" w:w="1560"/>
+            <w:tcW w:type="dxa" w:w="2280"/>
           </w:tcPr>
           <w:p>
             <w:pPr>
+              <w:spacing w:line="240" w:lineRule="auto" w:before="0" w:after="0"/>
               <w:ind w:firstLine="0"/>
               <w:jc w:val="center"/>
             </w:pPr>
             <w:r>
               <w:rPr>
-                <w:sz w:val="18"/>
+                <w:sz w:val="16"/>
               </w:rPr>
             </w:r>
             <w:r>
               <w:rPr>
                 <w:b/>
                 <w:i w:val="0"/>
-                <w:sz w:val="18"/>
+                <w:sz w:val="16"/>
                 <w:u w:val="none"/>
               </w:rPr>
               <w:t>Location</w:t>
@@ -1250,23 +1425,24 @@
         </w:tc>
         <w:tc>
           <w:tcPr>
-            <w:tcW w:type="dxa" w:w="1560"/>
+            <w:tcW w:type="dxa" w:w="2280"/>
           </w:tcPr>
           <w:p>
             <w:pPr>
+              <w:spacing w:line="240" w:lineRule="auto" w:before="0" w:after="0"/>
               <w:ind w:firstLine="0"/>
               <w:jc w:val="center"/>
             </w:pPr>
             <w:r>
               <w:rPr>
-                <w:sz w:val="18"/>
+                <w:sz w:val="16"/>
               </w:rPr>
             </w:r>
             <w:r>
               <w:rPr>
                 <w:b/>
                 <w:i w:val="0"/>
-                <w:sz w:val="18"/>
+                <w:sz w:val="16"/>
                 <w:u w:val="none"/>
               </w:rPr>
               <w:t>S0 ($/kWh)</w:t>
@@ -1275,23 +1451,24 @@
         </w:tc>
         <w:tc>
           <w:tcPr>
-            <w:tcW w:type="dxa" w:w="1560"/>
+            <w:tcW w:type="dxa" w:w="2280"/>
           </w:tcPr>
           <w:p>
             <w:pPr>
+              <w:spacing w:line="240" w:lineRule="auto" w:before="0" w:after="0"/>
               <w:ind w:firstLine="0"/>
               <w:jc w:val="center"/>
             </w:pPr>
             <w:r>
               <w:rPr>
-                <w:sz w:val="18"/>
+                <w:sz w:val="16"/>
               </w:rPr>
             </w:r>
             <w:r>
               <w:rPr>
                 <w:b/>
                 <w:i w:val="0"/>
-                <w:sz w:val="18"/>
+                <w:sz w:val="16"/>
                 <w:u w:val="none"/>
               </w:rPr>
               <w:t>Sigma</w:t>
@@ -1300,23 +1477,24 @@
         </w:tc>
         <w:tc>
           <w:tcPr>
-            <w:tcW w:type="dxa" w:w="1560"/>
+            <w:tcW w:type="dxa" w:w="2280"/>
           </w:tcPr>
           <w:p>
             <w:pPr>
+              <w:spacing w:line="240" w:lineRule="auto" w:before="0" w:after="0"/>
               <w:ind w:firstLine="0"/>
               <w:jc w:val="center"/>
             </w:pPr>
             <w:r>
               <w:rPr>
-                <w:sz w:val="18"/>
+                <w:sz w:val="16"/>
               </w:rPr>
             </w:r>
             <w:r>
               <w:rPr>
                 <w:b/>
                 <w:i w:val="0"/>
-                <w:sz w:val="18"/>
+                <w:sz w:val="16"/>
                 <w:u w:val="none"/>
               </w:rPr>
               <w:t>Binomial Call</w:t>
@@ -1325,23 +1503,24 @@
         </w:tc>
         <w:tc>
           <w:tcPr>
-            <w:tcW w:type="dxa" w:w="1560"/>
+            <w:tcW w:type="dxa" w:w="2280"/>
           </w:tcPr>
           <w:p>
             <w:pPr>
+              <w:spacing w:line="240" w:lineRule="auto" w:before="0" w:after="0"/>
               <w:ind w:firstLine="0"/>
               <w:jc w:val="center"/>
             </w:pPr>
             <w:r>
               <w:rPr>
-                <w:sz w:val="18"/>
+                <w:sz w:val="16"/>
               </w:rPr>
             </w:r>
             <w:r>
               <w:rPr>
                 <w:b/>
                 <w:i w:val="0"/>
-                <w:sz w:val="18"/>
+                <w:sz w:val="16"/>
                 <w:u w:val="none"/>
               </w:rPr>
               <w:t>Monte Carlo Call</w:t>
@@ -1350,23 +1529,24 @@
         </w:tc>
         <w:tc>
           <w:tcPr>
-            <w:tcW w:type="dxa" w:w="1560"/>
+            <w:tcW w:type="dxa" w:w="2280"/>
           </w:tcPr>
           <w:p>
             <w:pPr>
+              <w:spacing w:line="240" w:lineRule="auto" w:before="0" w:after="0"/>
               <w:ind w:firstLine="0"/>
               <w:jc w:val="center"/>
             </w:pPr>
             <w:r>
               <w:rPr>
-                <w:sz w:val="18"/>
+                <w:sz w:val="16"/>
               </w:rPr>
             </w:r>
             <w:r>
               <w:rPr>
                 <w:b/>
                 <w:i w:val="0"/>
-                <w:sz w:val="18"/>
+                <w:sz w:val="16"/>
                 <w:u w:val="none"/>
               </w:rPr>
               <w:t>Interpretation</w:t>
@@ -1377,22 +1557,24 @@
       <w:tr>
         <w:tc>
           <w:tcPr>
-            <w:tcW w:type="dxa" w:w="1560"/>
+            <w:tcW w:type="dxa" w:w="2280"/>
           </w:tcPr>
           <w:p>
             <w:pPr>
+              <w:spacing w:line="240" w:lineRule="auto" w:before="0" w:after="0"/>
               <w:ind w:firstLine="0"/>
+              <w:jc w:val="center"/>
             </w:pPr>
             <w:r>
               <w:rPr>
-                <w:sz w:val="18"/>
+                <w:sz w:val="16"/>
               </w:rPr>
             </w:r>
             <w:r>
               <w:rPr>
                 <w:b w:val="0"/>
                 <w:i w:val="0"/>
-                <w:sz w:val="18"/>
+                <w:sz w:val="16"/>
                 <w:u w:val="none"/>
               </w:rPr>
               <w:t>Germany</w:t>
@@ -1401,22 +1583,23 @@
         </w:tc>
         <w:tc>
           <w:tcPr>
-            <w:tcW w:type="dxa" w:w="1560"/>
+            <w:tcW w:type="dxa" w:w="2280"/>
           </w:tcPr>
           <w:p>
             <w:pPr>
+              <w:spacing w:line="240" w:lineRule="auto" w:before="0" w:after="0"/>
               <w:ind w:firstLine="0"/>
             </w:pPr>
             <w:r>
               <w:rPr>
-                <w:sz w:val="18"/>
+                <w:sz w:val="16"/>
               </w:rPr>
             </w:r>
             <w:r>
               <w:rPr>
                 <w:b w:val="0"/>
                 <w:i w:val="0"/>
-                <w:sz w:val="18"/>
+                <w:sz w:val="16"/>
                 <w:u w:val="none"/>
               </w:rPr>
               <w:t>0.0250</w:t>
@@ -1425,22 +1608,23 @@
         </w:tc>
         <w:tc>
           <w:tcPr>
-            <w:tcW w:type="dxa" w:w="1560"/>
+            <w:tcW w:type="dxa" w:w="2280"/>
           </w:tcPr>
           <w:p>
             <w:pPr>
+              <w:spacing w:line="240" w:lineRule="auto" w:before="0" w:after="0"/>
               <w:ind w:firstLine="0"/>
             </w:pPr>
             <w:r>
               <w:rPr>
-                <w:sz w:val="18"/>
+                <w:sz w:val="16"/>
               </w:rPr>
             </w:r>
             <w:r>
               <w:rPr>
                 <w:b w:val="0"/>
                 <w:i w:val="0"/>
-                <w:sz w:val="18"/>
+                <w:sz w:val="16"/>
                 <w:u w:val="none"/>
               </w:rPr>
               <w:t>45%</w:t>
@@ -1449,22 +1633,23 @@
         </w:tc>
         <w:tc>
           <w:tcPr>
-            <w:tcW w:type="dxa" w:w="1560"/>
+            <w:tcW w:type="dxa" w:w="2280"/>
           </w:tcPr>
           <w:p>
             <w:pPr>
+              <w:spacing w:line="240" w:lineRule="auto" w:before="0" w:after="0"/>
               <w:ind w:firstLine="0"/>
             </w:pPr>
             <w:r>
               <w:rPr>
-                <w:sz w:val="18"/>
+                <w:sz w:val="16"/>
               </w:rPr>
             </w:r>
             <w:r>
               <w:rPr>
                 <w:b w:val="0"/>
                 <w:i w:val="0"/>
-                <w:sz w:val="18"/>
+                <w:sz w:val="16"/>
                 <w:u w:val="none"/>
               </w:rPr>
               <w:t>0.000001</w:t>
@@ -1473,22 +1658,23 @@
         </w:tc>
         <w:tc>
           <w:tcPr>
-            <w:tcW w:type="dxa" w:w="1560"/>
+            <w:tcW w:type="dxa" w:w="2280"/>
           </w:tcPr>
           <w:p>
             <w:pPr>
+              <w:spacing w:line="240" w:lineRule="auto" w:before="0" w:after="0"/>
               <w:ind w:firstLine="0"/>
             </w:pPr>
             <w:r>
               <w:rPr>
-                <w:sz w:val="18"/>
+                <w:sz w:val="16"/>
               </w:rPr>
             </w:r>
             <w:r>
               <w:rPr>
                 <w:b w:val="0"/>
                 <w:i w:val="0"/>
-                <w:sz w:val="18"/>
+                <w:sz w:val="16"/>
                 <w:u w:val="none"/>
               </w:rPr>
               <w:t>0.0000009</w:t>
@@ -1497,22 +1683,23 @@
         </w:tc>
         <w:tc>
           <w:tcPr>
-            <w:tcW w:type="dxa" w:w="1560"/>
+            <w:tcW w:type="dxa" w:w="2280"/>
           </w:tcPr>
           <w:p>
             <w:pPr>
+              <w:spacing w:line="240" w:lineRule="auto" w:before="0" w:after="0"/>
               <w:ind w:firstLine="0"/>
             </w:pPr>
             <w:r>
               <w:rPr>
-                <w:sz w:val="18"/>
+                <w:sz w:val="16"/>
               </w:rPr>
             </w:r>
             <w:r>
               <w:rPr>
                 <w:b w:val="0"/>
                 <w:i w:val="0"/>
-                <w:sz w:val="18"/>
+                <w:sz w:val="16"/>
                 <w:u w:val="none"/>
               </w:rPr>
               <w:t>Near-zero option value in this convergence run; relative difference inflated by tiny base.</w:t>
@@ -1523,22 +1710,24 @@
       <w:tr>
         <w:tc>
           <w:tcPr>
-            <w:tcW w:type="dxa" w:w="1560"/>
+            <w:tcW w:type="dxa" w:w="2280"/>
           </w:tcPr>
           <w:p>
             <w:pPr>
+              <w:spacing w:line="240" w:lineRule="auto" w:before="0" w:after="0"/>
               <w:ind w:firstLine="0"/>
+              <w:jc w:val="center"/>
             </w:pPr>
             <w:r>
               <w:rPr>
-                <w:sz w:val="18"/>
+                <w:sz w:val="16"/>
               </w:rPr>
             </w:r>
             <w:r>
               <w:rPr>
                 <w:b w:val="0"/>
                 <w:i w:val="0"/>
-                <w:sz w:val="18"/>
+                <w:sz w:val="16"/>
                 <w:u w:val="none"/>
               </w:rPr>
               <w:t>Taiwan</w:t>
@@ -1547,22 +1736,23 @@
         </w:tc>
         <w:tc>
           <w:tcPr>
-            <w:tcW w:type="dxa" w:w="1560"/>
+            <w:tcW w:type="dxa" w:w="2280"/>
           </w:tcPr>
           <w:p>
             <w:pPr>
+              <w:spacing w:line="240" w:lineRule="auto" w:before="0" w:after="0"/>
               <w:ind w:firstLine="0"/>
             </w:pPr>
             <w:r>
               <w:rPr>
-                <w:sz w:val="18"/>
+                <w:sz w:val="16"/>
               </w:rPr>
             </w:r>
             <w:r>
               <w:rPr>
                 <w:b w:val="0"/>
                 <w:i w:val="0"/>
-                <w:sz w:val="18"/>
+                <w:sz w:val="16"/>
                 <w:u w:val="none"/>
               </w:rPr>
               <w:t>0.0525</w:t>
@@ -1571,22 +1761,23 @@
         </w:tc>
         <w:tc>
           <w:tcPr>
-            <w:tcW w:type="dxa" w:w="1560"/>
+            <w:tcW w:type="dxa" w:w="2280"/>
           </w:tcPr>
           <w:p>
             <w:pPr>
+              <w:spacing w:line="240" w:lineRule="auto" w:before="0" w:after="0"/>
               <w:ind w:firstLine="0"/>
             </w:pPr>
             <w:r>
               <w:rPr>
-                <w:sz w:val="18"/>
+                <w:sz w:val="16"/>
               </w:rPr>
             </w:r>
             <w:r>
               <w:rPr>
                 <w:b w:val="0"/>
                 <w:i w:val="0"/>
-                <w:sz w:val="18"/>
+                <w:sz w:val="16"/>
                 <w:u w:val="none"/>
               </w:rPr>
               <w:t>189%</w:t>
@@ -1595,22 +1786,23 @@
         </w:tc>
         <w:tc>
           <w:tcPr>
-            <w:tcW w:type="dxa" w:w="1560"/>
+            <w:tcW w:type="dxa" w:w="2280"/>
           </w:tcPr>
           <w:p>
             <w:pPr>
+              <w:spacing w:line="240" w:lineRule="auto" w:before="0" w:after="0"/>
               <w:ind w:firstLine="0"/>
             </w:pPr>
             <w:r>
               <w:rPr>
-                <w:sz w:val="18"/>
+                <w:sz w:val="16"/>
               </w:rPr>
             </w:r>
             <w:r>
               <w:rPr>
                 <w:b w:val="0"/>
                 <w:i w:val="0"/>
-                <w:sz w:val="18"/>
+                <w:sz w:val="16"/>
                 <w:u w:val="none"/>
               </w:rPr>
               <w:t>0.01917</w:t>
@@ -1619,22 +1811,23 @@
         </w:tc>
         <w:tc>
           <w:tcPr>
-            <w:tcW w:type="dxa" w:w="1560"/>
+            <w:tcW w:type="dxa" w:w="2280"/>
           </w:tcPr>
           <w:p>
             <w:pPr>
+              <w:spacing w:line="240" w:lineRule="auto" w:before="0" w:after="0"/>
               <w:ind w:firstLine="0"/>
             </w:pPr>
             <w:r>
               <w:rPr>
-                <w:sz w:val="18"/>
+                <w:sz w:val="16"/>
               </w:rPr>
             </w:r>
             <w:r>
               <w:rPr>
                 <w:b w:val="0"/>
                 <w:i w:val="0"/>
-                <w:sz w:val="18"/>
+                <w:sz w:val="16"/>
                 <w:u w:val="none"/>
               </w:rPr>
               <w:t>0.02025</w:t>
@@ -1643,22 +1836,23 @@
         </w:tc>
         <w:tc>
           <w:tcPr>
-            <w:tcW w:type="dxa" w:w="1560"/>
+            <w:tcW w:type="dxa" w:w="2280"/>
           </w:tcPr>
           <w:p>
             <w:pPr>
+              <w:spacing w:line="240" w:lineRule="auto" w:before="0" w:after="0"/>
               <w:ind w:firstLine="0"/>
             </w:pPr>
             <w:r>
               <w:rPr>
-                <w:sz w:val="18"/>
+                <w:sz w:val="16"/>
               </w:rPr>
             </w:r>
             <w:r>
               <w:rPr>
                 <w:b w:val="0"/>
                 <w:i w:val="0"/>
-                <w:sz w:val="18"/>
+                <w:sz w:val="16"/>
                 <w:u w:val="none"/>
               </w:rPr>
               <w:t>Main base case; convergence within about 5.6%.</w:t>
@@ -1669,22 +1863,24 @@
       <w:tr>
         <w:tc>
           <w:tcPr>
-            <w:tcW w:type="dxa" w:w="1560"/>
+            <w:tcW w:type="dxa" w:w="2280"/>
           </w:tcPr>
           <w:p>
             <w:pPr>
+              <w:spacing w:line="240" w:lineRule="auto" w:before="0" w:after="0"/>
               <w:ind w:firstLine="0"/>
+              <w:jc w:val="center"/>
             </w:pPr>
             <w:r>
               <w:rPr>
-                <w:sz w:val="18"/>
+                <w:sz w:val="16"/>
               </w:rPr>
             </w:r>
             <w:r>
               <w:rPr>
                 <w:b w:val="0"/>
                 <w:i w:val="0"/>
-                <w:sz w:val="18"/>
+                <w:sz w:val="16"/>
                 <w:u w:val="none"/>
               </w:rPr>
               <w:t>Saudi Arabia</w:t>
@@ -1693,22 +1889,23 @@
         </w:tc>
         <w:tc>
           <w:tcPr>
-            <w:tcW w:type="dxa" w:w="1560"/>
+            <w:tcW w:type="dxa" w:w="2280"/>
           </w:tcPr>
           <w:p>
             <w:pPr>
+              <w:spacing w:line="240" w:lineRule="auto" w:before="0" w:after="0"/>
               <w:ind w:firstLine="0"/>
             </w:pPr>
             <w:r>
               <w:rPr>
-                <w:sz w:val="18"/>
+                <w:sz w:val="16"/>
               </w:rPr>
             </w:r>
             <w:r>
               <w:rPr>
                 <w:b w:val="0"/>
                 <w:i w:val="0"/>
-                <w:sz w:val="18"/>
+                <w:sz w:val="16"/>
                 <w:u w:val="none"/>
               </w:rPr>
               <w:t>0.0550</w:t>
@@ -1717,22 +1914,23 @@
         </w:tc>
         <w:tc>
           <w:tcPr>
-            <w:tcW w:type="dxa" w:w="1560"/>
+            <w:tcW w:type="dxa" w:w="2280"/>
           </w:tcPr>
           <w:p>
             <w:pPr>
+              <w:spacing w:line="240" w:lineRule="auto" w:before="0" w:after="0"/>
               <w:ind w:firstLine="0"/>
             </w:pPr>
             <w:r>
               <w:rPr>
-                <w:sz w:val="18"/>
+                <w:sz w:val="16"/>
               </w:rPr>
             </w:r>
             <w:r>
               <w:rPr>
                 <w:b w:val="0"/>
                 <w:i w:val="0"/>
-                <w:sz w:val="18"/>
+                <w:sz w:val="16"/>
                 <w:u w:val="none"/>
               </w:rPr>
               <w:t>172%</w:t>
@@ -1741,22 +1939,23 @@
         </w:tc>
         <w:tc>
           <w:tcPr>
-            <w:tcW w:type="dxa" w:w="1560"/>
+            <w:tcW w:type="dxa" w:w="2280"/>
           </w:tcPr>
           <w:p>
             <w:pPr>
+              <w:spacing w:line="240" w:lineRule="auto" w:before="0" w:after="0"/>
               <w:ind w:firstLine="0"/>
             </w:pPr>
             <w:r>
               <w:rPr>
-                <w:sz w:val="18"/>
+                <w:sz w:val="16"/>
               </w:rPr>
             </w:r>
             <w:r>
               <w:rPr>
                 <w:b w:val="0"/>
                 <w:i w:val="0"/>
-                <w:sz w:val="18"/>
+                <w:sz w:val="16"/>
                 <w:u w:val="none"/>
               </w:rPr>
               <w:t>0.01929</w:t>
@@ -1765,22 +1964,23 @@
         </w:tc>
         <w:tc>
           <w:tcPr>
-            <w:tcW w:type="dxa" w:w="1560"/>
+            <w:tcW w:type="dxa" w:w="2280"/>
           </w:tcPr>
           <w:p>
             <w:pPr>
+              <w:spacing w:line="240" w:lineRule="auto" w:before="0" w:after="0"/>
               <w:ind w:firstLine="0"/>
             </w:pPr>
             <w:r>
               <w:rPr>
-                <w:sz w:val="18"/>
+                <w:sz w:val="16"/>
               </w:rPr>
             </w:r>
             <w:r>
               <w:rPr>
                 <w:b w:val="0"/>
                 <w:i w:val="0"/>
-                <w:sz w:val="18"/>
+                <w:sz w:val="16"/>
                 <w:u w:val="none"/>
               </w:rPr>
               <w:t>0.01945</w:t>
@@ -1789,22 +1989,23 @@
         </w:tc>
         <w:tc>
           <w:tcPr>
-            <w:tcW w:type="dxa" w:w="1560"/>
+            <w:tcW w:type="dxa" w:w="2280"/>
           </w:tcPr>
           <w:p>
             <w:pPr>
+              <w:spacing w:line="240" w:lineRule="auto" w:before="0" w:after="0"/>
               <w:ind w:firstLine="0"/>
             </w:pPr>
             <w:r>
               <w:rPr>
-                <w:sz w:val="18"/>
+                <w:sz w:val="16"/>
               </w:rPr>
             </w:r>
             <w:r>
               <w:rPr>
                 <w:b w:val="0"/>
                 <w:i w:val="0"/>
-                <w:sz w:val="18"/>
+                <w:sz w:val="16"/>
                 <w:u w:val="none"/>
               </w:rPr>
               <w:t>Strong convergence.</w:t>
@@ -1815,22 +2016,24 @@
       <w:tr>
         <w:tc>
           <w:tcPr>
-            <w:tcW w:type="dxa" w:w="1560"/>
+            <w:tcW w:type="dxa" w:w="2280"/>
           </w:tcPr>
           <w:p>
             <w:pPr>
+              <w:spacing w:line="240" w:lineRule="auto" w:before="0" w:after="0"/>
               <w:ind w:firstLine="0"/>
+              <w:jc w:val="center"/>
             </w:pPr>
             <w:r>
               <w:rPr>
-                <w:sz w:val="18"/>
+                <w:sz w:val="16"/>
               </w:rPr>
             </w:r>
             <w:r>
               <w:rPr>
                 <w:b w:val="0"/>
                 <w:i w:val="0"/>
-                <w:sz w:val="18"/>
+                <w:sz w:val="16"/>
                 <w:u w:val="none"/>
               </w:rPr>
               <w:t>Arizona</w:t>
@@ -1839,22 +2042,23 @@
         </w:tc>
         <w:tc>
           <w:tcPr>
-            <w:tcW w:type="dxa" w:w="1560"/>
+            <w:tcW w:type="dxa" w:w="2280"/>
           </w:tcPr>
           <w:p>
             <w:pPr>
+              <w:spacing w:line="240" w:lineRule="auto" w:before="0" w:after="0"/>
               <w:ind w:firstLine="0"/>
             </w:pPr>
             <w:r>
               <w:rPr>
-                <w:sz w:val="18"/>
+                <w:sz w:val="16"/>
               </w:rPr>
             </w:r>
             <w:r>
               <w:rPr>
                 <w:b w:val="0"/>
                 <w:i w:val="0"/>
-                <w:sz w:val="18"/>
+                <w:sz w:val="16"/>
                 <w:u w:val="none"/>
               </w:rPr>
               <w:t>0.0580</w:t>
@@ -1863,22 +2067,23 @@
         </w:tc>
         <w:tc>
           <w:tcPr>
-            <w:tcW w:type="dxa" w:w="1560"/>
+            <w:tcW w:type="dxa" w:w="2280"/>
           </w:tcPr>
           <w:p>
             <w:pPr>
+              <w:spacing w:line="240" w:lineRule="auto" w:before="0" w:after="0"/>
               <w:ind w:firstLine="0"/>
             </w:pPr>
             <w:r>
               <w:rPr>
-                <w:sz w:val="18"/>
+                <w:sz w:val="16"/>
               </w:rPr>
             </w:r>
             <w:r>
               <w:rPr>
                 <w:b w:val="0"/>
                 <w:i w:val="0"/>
-                <w:sz w:val="18"/>
+                <w:sz w:val="16"/>
                 <w:u w:val="none"/>
               </w:rPr>
               <w:t>165%</w:t>
@@ -1887,22 +2092,23 @@
         </w:tc>
         <w:tc>
           <w:tcPr>
-            <w:tcW w:type="dxa" w:w="1560"/>
+            <w:tcW w:type="dxa" w:w="2280"/>
           </w:tcPr>
           <w:p>
             <w:pPr>
+              <w:spacing w:line="240" w:lineRule="auto" w:before="0" w:after="0"/>
               <w:ind w:firstLine="0"/>
             </w:pPr>
             <w:r>
               <w:rPr>
-                <w:sz w:val="18"/>
+                <w:sz w:val="16"/>
               </w:rPr>
             </w:r>
             <w:r>
               <w:rPr>
                 <w:b w:val="0"/>
                 <w:i w:val="0"/>
-                <w:sz w:val="18"/>
+                <w:sz w:val="16"/>
                 <w:u w:val="none"/>
               </w:rPr>
               <w:t>0.02068</w:t>
@@ -1911,22 +2117,23 @@
         </w:tc>
         <w:tc>
           <w:tcPr>
-            <w:tcW w:type="dxa" w:w="1560"/>
+            <w:tcW w:type="dxa" w:w="2280"/>
           </w:tcPr>
           <w:p>
             <w:pPr>
+              <w:spacing w:line="240" w:lineRule="auto" w:before="0" w:after="0"/>
               <w:ind w:firstLine="0"/>
             </w:pPr>
             <w:r>
               <w:rPr>
-                <w:sz w:val="18"/>
+                <w:sz w:val="16"/>
               </w:rPr>
             </w:r>
             <w:r>
               <w:rPr>
                 <w:b w:val="0"/>
                 <w:i w:val="0"/>
-                <w:sz w:val="18"/>
+                <w:sz w:val="16"/>
                 <w:u w:val="none"/>
               </w:rPr>
               <w:t>0.02100</w:t>
@@ -1935,22 +2142,23 @@
         </w:tc>
         <w:tc>
           <w:tcPr>
-            <w:tcW w:type="dxa" w:w="1560"/>
+            <w:tcW w:type="dxa" w:w="2280"/>
           </w:tcPr>
           <w:p>
             <w:pPr>
+              <w:spacing w:line="240" w:lineRule="auto" w:before="0" w:after="0"/>
               <w:ind w:firstLine="0"/>
             </w:pPr>
             <w:r>
               <w:rPr>
-                <w:sz w:val="18"/>
+                <w:sz w:val="16"/>
               </w:rPr>
             </w:r>
             <w:r>
               <w:rPr>
                 <w:b w:val="0"/>
                 <w:i w:val="0"/>
-                <w:sz w:val="18"/>
+                <w:sz w:val="16"/>
                 <w:u w:val="none"/>
               </w:rPr>
               <w:t>Strong convergence.</w:t>
@@ -1961,22 +2169,24 @@
       <w:tr>
         <w:tc>
           <w:tcPr>
-            <w:tcW w:type="dxa" w:w="1560"/>
+            <w:tcW w:type="dxa" w:w="2280"/>
           </w:tcPr>
           <w:p>
             <w:pPr>
+              <w:spacing w:line="240" w:lineRule="auto" w:before="0" w:after="0"/>
               <w:ind w:firstLine="0"/>
+              <w:jc w:val="center"/>
             </w:pPr>
             <w:r>
               <w:rPr>
-                <w:sz w:val="18"/>
+                <w:sz w:val="16"/>
               </w:rPr>
             </w:r>
             <w:r>
               <w:rPr>
                 <w:b w:val="0"/>
                 <w:i w:val="0"/>
-                <w:sz w:val="18"/>
+                <w:sz w:val="16"/>
                 <w:u w:val="none"/>
               </w:rPr>
               <w:t>Brazil</w:t>
@@ -1985,22 +2195,23 @@
         </w:tc>
         <w:tc>
           <w:tcPr>
-            <w:tcW w:type="dxa" w:w="1560"/>
+            <w:tcW w:type="dxa" w:w="2280"/>
           </w:tcPr>
           <w:p>
             <w:pPr>
+              <w:spacing w:line="240" w:lineRule="auto" w:before="0" w:after="0"/>
               <w:ind w:firstLine="0"/>
             </w:pPr>
             <w:r>
               <w:rPr>
-                <w:sz w:val="18"/>
+                <w:sz w:val="16"/>
               </w:rPr>
             </w:r>
             <w:r>
               <w:rPr>
                 <w:b w:val="0"/>
                 <w:i w:val="0"/>
-                <w:sz w:val="18"/>
+                <w:sz w:val="16"/>
                 <w:u w:val="none"/>
               </w:rPr>
               <w:t>0.0950</w:t>
@@ -2009,22 +2220,23 @@
         </w:tc>
         <w:tc>
           <w:tcPr>
-            <w:tcW w:type="dxa" w:w="1560"/>
+            <w:tcW w:type="dxa" w:w="2280"/>
           </w:tcPr>
           <w:p>
             <w:pPr>
+              <w:spacing w:line="240" w:lineRule="auto" w:before="0" w:after="0"/>
               <w:ind w:firstLine="0"/>
             </w:pPr>
             <w:r>
               <w:rPr>
-                <w:sz w:val="18"/>
+                <w:sz w:val="16"/>
               </w:rPr>
             </w:r>
             <w:r>
               <w:rPr>
                 <w:b w:val="0"/>
                 <w:i w:val="0"/>
-                <w:sz w:val="18"/>
+                <w:sz w:val="16"/>
                 <w:u w:val="none"/>
               </w:rPr>
               <w:t>198%</w:t>
@@ -2033,22 +2245,23 @@
         </w:tc>
         <w:tc>
           <w:tcPr>
-            <w:tcW w:type="dxa" w:w="1560"/>
+            <w:tcW w:type="dxa" w:w="2280"/>
           </w:tcPr>
           <w:p>
             <w:pPr>
+              <w:spacing w:line="240" w:lineRule="auto" w:before="0" w:after="0"/>
               <w:ind w:firstLine="0"/>
             </w:pPr>
             <w:r>
               <w:rPr>
-                <w:sz w:val="18"/>
+                <w:sz w:val="16"/>
               </w:rPr>
             </w:r>
             <w:r>
               <w:rPr>
                 <w:b w:val="0"/>
                 <w:i w:val="0"/>
-                <w:sz w:val="18"/>
+                <w:sz w:val="16"/>
                 <w:u w:val="none"/>
               </w:rPr>
               <w:t>0.05373</w:t>
@@ -2057,22 +2270,23 @@
         </w:tc>
         <w:tc>
           <w:tcPr>
-            <w:tcW w:type="dxa" w:w="1560"/>
+            <w:tcW w:type="dxa" w:w="2280"/>
           </w:tcPr>
           <w:p>
             <w:pPr>
+              <w:spacing w:line="240" w:lineRule="auto" w:before="0" w:after="0"/>
               <w:ind w:firstLine="0"/>
             </w:pPr>
             <w:r>
               <w:rPr>
-                <w:sz w:val="18"/>
+                <w:sz w:val="16"/>
               </w:rPr>
             </w:r>
             <w:r>
               <w:rPr>
                 <w:b w:val="0"/>
                 <w:i w:val="0"/>
-                <w:sz w:val="18"/>
+                <w:sz w:val="16"/>
                 <w:u w:val="none"/>
               </w:rPr>
               <w:t>0.05449</w:t>
@@ -2081,22 +2295,23 @@
         </w:tc>
         <w:tc>
           <w:tcPr>
-            <w:tcW w:type="dxa" w:w="1560"/>
+            <w:tcW w:type="dxa" w:w="2280"/>
           </w:tcPr>
           <w:p>
             <w:pPr>
+              <w:spacing w:line="240" w:lineRule="auto" w:before="0" w:after="0"/>
               <w:ind w:firstLine="0"/>
             </w:pPr>
             <w:r>
               <w:rPr>
-                <w:sz w:val="18"/>
+                <w:sz w:val="16"/>
               </w:rPr>
             </w:r>
             <w:r>
               <w:rPr>
                 <w:b w:val="0"/>
                 <w:i w:val="0"/>
-                <w:sz w:val="18"/>
+                <w:sz w:val="16"/>
                 <w:u w:val="none"/>
               </w:rPr>
               <w:t>Strong convergence.</w:t>
@@ -2105,7 +2320,16 @@
         </w:tc>
       </w:tr>
     </w:tbl>
-    <w:p/>
+    <w:p>
+      <w:pPr>
+        <w:sectPr>
+          <w:pgSz w:w="15840" w:h="12240" w:orient="landscape"/>
+          <w:pgMar w:top="1080" w:right="1080" w:bottom="1080" w:left="1080" w:header="720" w:footer="720" w:gutter="0"/>
+          <w:cols w:space="720"/>
+          <w:docGrid w:linePitch="360"/>
+        </w:sectPr>
+      </w:pPr>
+    </w:p>
     <w:p>
       <w:pPr>
         <w:pStyle w:val="Heading2"/>
@@ -2688,6 +2912,7 @@
     </w:p>
     <w:p>
       <w:pPr>
+        <w:pStyle w:val="Caption"/>
         <w:ind w:firstLine="0"/>
         <w:jc w:val="center"/>
       </w:pPr>
@@ -2704,26 +2929,34 @@
       <w:tblPr>
         <w:tblStyle w:val="TableGrid"/>
         <w:tblW w:type="auto" w:w="0"/>
+        <w:tblLayout w:type="autofit"/>
         <w:tblLook w:firstColumn="1" w:firstRow="1" w:lastColumn="0" w:lastRow="0" w:noHBand="0" w:noVBand="1" w:val="04A0"/>
       </w:tblPr>
       <w:tblGrid>
-        <w:gridCol w:w="4680"/>
-        <w:gridCol w:w="4680"/>
+        <w:gridCol w:w="5040"/>
+        <w:gridCol w:w="5040"/>
       </w:tblGrid>
       <w:tr>
         <w:tc>
           <w:tcPr>
-            <w:tcW w:type="dxa" w:w="4680"/>
+            <w:tcW w:type="dxa" w:w="5040"/>
           </w:tcPr>
           <w:p>
             <w:pPr>
+              <w:spacing w:line="240" w:lineRule="auto" w:before="0" w:after="0"/>
+              <w:ind w:firstLine="0"/>
               <w:jc w:val="center"/>
             </w:pPr>
-            <w:r/>
+            <w:r>
+              <w:rPr>
+                <w:sz w:val="20"/>
+              </w:rPr>
+            </w:r>
             <w:r>
               <w:rPr>
                 <w:b/>
                 <w:i w:val="0"/>
+                <w:sz w:val="20"/>
                 <w:u w:val="none"/>
               </w:rPr>
               <w:t>Location</w:t>
@@ -2732,17 +2965,24 @@
         </w:tc>
         <w:tc>
           <w:tcPr>
-            <w:tcW w:type="dxa" w:w="4680"/>
+            <w:tcW w:type="dxa" w:w="5040"/>
           </w:tcPr>
           <w:p>
             <w:pPr>
+              <w:spacing w:line="240" w:lineRule="auto" w:before="0" w:after="0"/>
+              <w:ind w:firstLine="0"/>
               <w:jc w:val="center"/>
             </w:pPr>
-            <w:r/>
+            <w:r>
+              <w:rPr>
+                <w:sz w:val="20"/>
+              </w:rPr>
+            </w:r>
             <w:r>
               <w:rPr>
                 <w:b/>
                 <w:i w:val="0"/>
+                <w:sz w:val="20"/>
                 <w:u w:val="none"/>
               </w:rPr>
               <w:t>Maximum Oracle Error for Variance Reduction &gt;= 95%</w:t>
@@ -2753,14 +2993,24 @@
       <w:tr>
         <w:tc>
           <w:tcPr>
-            <w:tcW w:type="dxa" w:w="4680"/>
+            <w:tcW w:type="dxa" w:w="5040"/>
           </w:tcPr>
           <w:p>
-            <w:r/>
+            <w:pPr>
+              <w:spacing w:line="240" w:lineRule="auto" w:before="0" w:after="0"/>
+              <w:ind w:firstLine="0"/>
+              <w:jc w:val="center"/>
+            </w:pPr>
+            <w:r>
+              <w:rPr>
+                <w:sz w:val="20"/>
+              </w:rPr>
+            </w:r>
             <w:r>
               <w:rPr>
                 <w:b w:val="0"/>
                 <w:i w:val="0"/>
+                <w:sz w:val="20"/>
                 <w:u w:val="none"/>
               </w:rPr>
               <w:t>Taiwan</w:t>
@@ -2769,14 +3019,23 @@
         </w:tc>
         <w:tc>
           <w:tcPr>
-            <w:tcW w:type="dxa" w:w="4680"/>
+            <w:tcW w:type="dxa" w:w="5040"/>
           </w:tcPr>
           <w:p>
-            <w:r/>
+            <w:pPr>
+              <w:spacing w:line="240" w:lineRule="auto" w:before="0" w:after="0"/>
+              <w:ind w:firstLine="0"/>
+            </w:pPr>
+            <w:r>
+              <w:rPr>
+                <w:sz w:val="20"/>
+              </w:rPr>
+            </w:r>
             <w:r>
               <w:rPr>
                 <w:b w:val="0"/>
                 <w:i w:val="0"/>
+                <w:sz w:val="20"/>
                 <w:u w:val="none"/>
               </w:rPr>
               <w:t>21.7%</w:t>
@@ -2787,14 +3046,24 @@
       <w:tr>
         <w:tc>
           <w:tcPr>
-            <w:tcW w:type="dxa" w:w="4680"/>
+            <w:tcW w:type="dxa" w:w="5040"/>
           </w:tcPr>
           <w:p>
-            <w:r/>
+            <w:pPr>
+              <w:spacing w:line="240" w:lineRule="auto" w:before="0" w:after="0"/>
+              <w:ind w:firstLine="0"/>
+              <w:jc w:val="center"/>
+            </w:pPr>
+            <w:r>
+              <w:rPr>
+                <w:sz w:val="20"/>
+              </w:rPr>
+            </w:r>
             <w:r>
               <w:rPr>
                 <w:b w:val="0"/>
                 <w:i w:val="0"/>
+                <w:sz w:val="20"/>
                 <w:u w:val="none"/>
               </w:rPr>
               <w:t>Saudi Arabia</w:t>
@@ -2803,14 +3072,23 @@
         </w:tc>
         <w:tc>
           <w:tcPr>
-            <w:tcW w:type="dxa" w:w="4680"/>
+            <w:tcW w:type="dxa" w:w="5040"/>
           </w:tcPr>
           <w:p>
-            <w:r/>
+            <w:pPr>
+              <w:spacing w:line="240" w:lineRule="auto" w:before="0" w:after="0"/>
+              <w:ind w:firstLine="0"/>
+            </w:pPr>
+            <w:r>
+              <w:rPr>
+                <w:sz w:val="20"/>
+              </w:rPr>
+            </w:r>
             <w:r>
               <w:rPr>
                 <w:b w:val="0"/>
                 <w:i w:val="0"/>
+                <w:sz w:val="20"/>
                 <w:u w:val="none"/>
               </w:rPr>
               <w:t>19.7%</w:t>
@@ -2821,14 +3099,24 @@
       <w:tr>
         <w:tc>
           <w:tcPr>
-            <w:tcW w:type="dxa" w:w="4680"/>
+            <w:tcW w:type="dxa" w:w="5040"/>
           </w:tcPr>
           <w:p>
-            <w:r/>
+            <w:pPr>
+              <w:spacing w:line="240" w:lineRule="auto" w:before="0" w:after="0"/>
+              <w:ind w:firstLine="0"/>
+              <w:jc w:val="center"/>
+            </w:pPr>
+            <w:r>
+              <w:rPr>
+                <w:sz w:val="20"/>
+              </w:rPr>
+            </w:r>
             <w:r>
               <w:rPr>
                 <w:b w:val="0"/>
                 <w:i w:val="0"/>
+                <w:sz w:val="20"/>
                 <w:u w:val="none"/>
               </w:rPr>
               <w:t>Arizona</w:t>
@@ -2837,14 +3125,23 @@
         </w:tc>
         <w:tc>
           <w:tcPr>
-            <w:tcW w:type="dxa" w:w="4680"/>
+            <w:tcW w:type="dxa" w:w="5040"/>
           </w:tcPr>
           <w:p>
-            <w:r/>
+            <w:pPr>
+              <w:spacing w:line="240" w:lineRule="auto" w:before="0" w:after="0"/>
+              <w:ind w:firstLine="0"/>
+            </w:pPr>
+            <w:r>
+              <w:rPr>
+                <w:sz w:val="20"/>
+              </w:rPr>
+            </w:r>
             <w:r>
               <w:rPr>
                 <w:b w:val="0"/>
                 <w:i w:val="0"/>
+                <w:sz w:val="20"/>
                 <w:u w:val="none"/>
               </w:rPr>
               <w:t>18.9%</w:t>
@@ -2855,14 +3152,24 @@
       <w:tr>
         <w:tc>
           <w:tcPr>
-            <w:tcW w:type="dxa" w:w="4680"/>
+            <w:tcW w:type="dxa" w:w="5040"/>
           </w:tcPr>
           <w:p>
-            <w:r/>
+            <w:pPr>
+              <w:spacing w:line="240" w:lineRule="auto" w:before="0" w:after="0"/>
+              <w:ind w:firstLine="0"/>
+              <w:jc w:val="center"/>
+            </w:pPr>
+            <w:r>
+              <w:rPr>
+                <w:sz w:val="20"/>
+              </w:rPr>
+            </w:r>
             <w:r>
               <w:rPr>
                 <w:b w:val="0"/>
                 <w:i w:val="0"/>
+                <w:sz w:val="20"/>
                 <w:u w:val="none"/>
               </w:rPr>
               <w:t>Brazil</w:t>
@@ -2871,14 +3178,23 @@
         </w:tc>
         <w:tc>
           <w:tcPr>
-            <w:tcW w:type="dxa" w:w="4680"/>
+            <w:tcW w:type="dxa" w:w="5040"/>
           </w:tcPr>
           <w:p>
-            <w:r/>
+            <w:pPr>
+              <w:spacing w:line="240" w:lineRule="auto" w:before="0" w:after="0"/>
+              <w:ind w:firstLine="0"/>
+            </w:pPr>
+            <w:r>
+              <w:rPr>
+                <w:sz w:val="20"/>
+              </w:rPr>
+            </w:r>
             <w:r>
               <w:rPr>
                 <w:b w:val="0"/>
                 <w:i w:val="0"/>
+                <w:sz w:val="20"/>
                 <w:u w:val="none"/>
               </w:rPr>
               <w:t>22.7%</w:t>
@@ -2889,14 +3205,24 @@
       <w:tr>
         <w:tc>
           <w:tcPr>
-            <w:tcW w:type="dxa" w:w="4680"/>
+            <w:tcW w:type="dxa" w:w="5040"/>
           </w:tcPr>
           <w:p>
-            <w:r/>
+            <w:pPr>
+              <w:spacing w:line="240" w:lineRule="auto" w:before="0" w:after="0"/>
+              <w:ind w:firstLine="0"/>
+              <w:jc w:val="center"/>
+            </w:pPr>
+            <w:r>
+              <w:rPr>
+                <w:sz w:val="20"/>
+              </w:rPr>
+            </w:r>
             <w:r>
               <w:rPr>
                 <w:b w:val="0"/>
                 <w:i w:val="0"/>
+                <w:sz w:val="20"/>
                 <w:u w:val="none"/>
               </w:rPr>
               <w:t>Germany</w:t>
@@ -2905,14 +3231,23 @@
         </w:tc>
         <w:tc>
           <w:tcPr>
-            <w:tcW w:type="dxa" w:w="4680"/>
+            <w:tcW w:type="dxa" w:w="5040"/>
           </w:tcPr>
           <w:p>
-            <w:r/>
+            <w:pPr>
+              <w:spacing w:line="240" w:lineRule="auto" w:before="0" w:after="0"/>
+              <w:ind w:firstLine="0"/>
+            </w:pPr>
+            <w:r>
+              <w:rPr>
+                <w:sz w:val="20"/>
+              </w:rPr>
+            </w:r>
             <w:r>
               <w:rPr>
                 <w:b w:val="0"/>
                 <w:i w:val="0"/>
+                <w:sz w:val="20"/>
                 <w:u w:val="none"/>
               </w:rPr>
               <w:t>5.2%</w:t>
@@ -2921,7 +3256,6 @@
         </w:tc>
       </w:tr>
     </w:tbl>
-    <w:p/>
     <w:p>
       <w:r>
         <w:rPr>
@@ -3082,6 +3416,10 @@
       </w:r>
     </w:p>
     <w:p>
+      <w:pPr>
+        <w:pStyle w:val="Bibliography"/>
+        <w:ind w:left="720" w:hanging="720"/>
+      </w:pPr>
       <w:r>
         <w:rPr>
           <w:b w:val="0"/>
@@ -3108,6 +3446,10 @@
       </w:r>
     </w:p>
     <w:p>
+      <w:pPr>
+        <w:pStyle w:val="Bibliography"/>
+        <w:ind w:left="720" w:hanging="720"/>
+      </w:pPr>
       <w:r>
         <w:rPr>
           <w:b w:val="0"/>
@@ -3134,6 +3476,10 @@
       </w:r>
     </w:p>
     <w:p>
+      <w:pPr>
+        <w:pStyle w:val="Bibliography"/>
+        <w:ind w:left="720" w:hanging="720"/>
+      </w:pPr>
       <w:r>
         <w:rPr>
           <w:b w:val="0"/>
@@ -3160,6 +3506,10 @@
       </w:r>
     </w:p>
     <w:p>
+      <w:pPr>
+        <w:pStyle w:val="Bibliography"/>
+        <w:ind w:left="720" w:hanging="720"/>
+      </w:pPr>
       <w:r>
         <w:rPr>
           <w:b w:val="0"/>
@@ -3186,6 +3536,10 @@
       </w:r>
     </w:p>
     <w:p>
+      <w:pPr>
+        <w:pStyle w:val="Bibliography"/>
+        <w:ind w:left="720" w:hanging="720"/>
+      </w:pPr>
       <w:r>
         <w:rPr>
           <w:b w:val="0"/>
@@ -3212,6 +3566,10 @@
       </w:r>
     </w:p>
     <w:p>
+      <w:pPr>
+        <w:pStyle w:val="Bibliography"/>
+        <w:ind w:left="720" w:hanging="720"/>
+      </w:pPr>
       <w:r>
         <w:rPr>
           <w:b w:val="0"/>
@@ -3238,6 +3596,10 @@
       </w:r>
     </w:p>
     <w:p>
+      <w:pPr>
+        <w:pStyle w:val="Bibliography"/>
+        <w:ind w:left="720" w:hanging="720"/>
+      </w:pPr>
       <w:r>
         <w:rPr>
           <w:b w:val="0"/>
@@ -3264,6 +3626,10 @@
       </w:r>
     </w:p>
     <w:p>
+      <w:pPr>
+        <w:pStyle w:val="Bibliography"/>
+        <w:ind w:left="720" w:hanging="720"/>
+      </w:pPr>
       <w:r>
         <w:rPr>
           <w:b w:val="0"/>
@@ -3290,6 +3656,10 @@
       </w:r>
     </w:p>
     <w:p>
+      <w:pPr>
+        <w:pStyle w:val="Bibliography"/>
+        <w:ind w:left="720" w:hanging="720"/>
+      </w:pPr>
       <w:r>
         <w:rPr>
           <w:b w:val="0"/>
@@ -3316,6 +3686,10 @@
       </w:r>
     </w:p>
     <w:p>
+      <w:pPr>
+        <w:pStyle w:val="Bibliography"/>
+        <w:ind w:left="720" w:hanging="720"/>
+      </w:pPr>
       <w:r>
         <w:rPr>
           <w:b w:val="0"/>
@@ -3342,6 +3716,10 @@
       </w:r>
     </w:p>
     <w:p>
+      <w:pPr>
+        <w:pStyle w:val="Bibliography"/>
+        <w:ind w:left="720" w:hanging="720"/>
+      </w:pPr>
       <w:r>
         <w:rPr>
           <w:b w:val="0"/>
@@ -3368,6 +3746,10 @@
       </w:r>
     </w:p>
     <w:p>
+      <w:pPr>
+        <w:pStyle w:val="Bibliography"/>
+        <w:ind w:left="720" w:hanging="720"/>
+      </w:pPr>
       <w:r>
         <w:rPr>
           <w:b w:val="0"/>
@@ -3394,6 +3776,10 @@
       </w:r>
     </w:p>
     <w:p>
+      <w:pPr>
+        <w:pStyle w:val="Bibliography"/>
+        <w:ind w:left="720" w:hanging="720"/>
+      </w:pPr>
       <w:r>
         <w:rPr>
           <w:b w:val="0"/>
@@ -3420,6 +3806,10 @@
       </w:r>
     </w:p>
     <w:p>
+      <w:pPr>
+        <w:pStyle w:val="Bibliography"/>
+        <w:ind w:left="720" w:hanging="720"/>
+      </w:pPr>
       <w:r>
         <w:rPr>
           <w:b w:val="0"/>
@@ -3446,6 +3836,10 @@
       </w:r>
     </w:p>
     <w:p>
+      <w:pPr>
+        <w:pStyle w:val="Bibliography"/>
+        <w:ind w:left="720" w:hanging="720"/>
+      </w:pPr>
       <w:r>
         <w:rPr>
           <w:b w:val="0"/>
@@ -3472,6 +3866,10 @@
       </w:r>
     </w:p>
     <w:p>
+      <w:pPr>
+        <w:pStyle w:val="Bibliography"/>
+        <w:ind w:left="720" w:hanging="720"/>
+      </w:pPr>
       <w:r>
         <w:rPr>
           <w:b w:val="0"/>
@@ -3498,6 +3896,10 @@
       </w:r>
     </w:p>
     <w:p>
+      <w:pPr>
+        <w:pStyle w:val="Bibliography"/>
+        <w:ind w:left="720" w:hanging="720"/>
+      </w:pPr>
       <w:r>
         <w:rPr>
           <w:b w:val="0"/>
@@ -3524,6 +3926,10 @@
       </w:r>
     </w:p>
     <w:p>
+      <w:pPr>
+        <w:pStyle w:val="Bibliography"/>
+        <w:ind w:left="720" w:hanging="720"/>
+      </w:pPr>
       <w:r>
         <w:rPr>
           <w:b w:val="0"/>
@@ -3550,6 +3956,10 @@
       </w:r>
     </w:p>
     <w:p>
+      <w:pPr>
+        <w:pStyle w:val="Bibliography"/>
+        <w:ind w:left="720" w:hanging="720"/>
+      </w:pPr>
       <w:r>
         <w:rPr>
           <w:b w:val="0"/>
@@ -3576,6 +3986,10 @@
       </w:r>
     </w:p>
     <w:p>
+      <w:pPr>
+        <w:pStyle w:val="Bibliography"/>
+        <w:ind w:left="720" w:hanging="720"/>
+      </w:pPr>
       <w:r>
         <w:rPr>
           <w:b w:val="0"/>
@@ -3602,6 +4016,10 @@
       </w:r>
     </w:p>
     <w:p>
+      <w:pPr>
+        <w:pStyle w:val="Bibliography"/>
+        <w:ind w:left="720" w:hanging="720"/>
+      </w:pPr>
       <w:r>
         <w:rPr>
           <w:b w:val="0"/>
@@ -3628,6 +4046,10 @@
       </w:r>
     </w:p>
     <w:p>
+      <w:pPr>
+        <w:pStyle w:val="Bibliography"/>
+        <w:ind w:left="720" w:hanging="720"/>
+      </w:pPr>
       <w:r>
         <w:rPr>
           <w:b w:val="0"/>
@@ -3654,6 +4076,10 @@
       </w:r>
     </w:p>
     <w:p>
+      <w:pPr>
+        <w:pStyle w:val="Bibliography"/>
+        <w:ind w:left="720" w:hanging="720"/>
+      </w:pPr>
       <w:r>
         <w:rPr>
           <w:b w:val="0"/>
@@ -3680,6 +4106,10 @@
       </w:r>
     </w:p>
     <w:p>
+      <w:pPr>
+        <w:pStyle w:val="Bibliography"/>
+        <w:ind w:left="720" w:hanging="720"/>
+      </w:pPr>
       <w:r>
         <w:rPr>
           <w:b w:val="0"/>
@@ -3706,6 +4136,10 @@
       </w:r>
     </w:p>
     <w:p>
+      <w:pPr>
+        <w:pStyle w:val="Bibliography"/>
+        <w:ind w:left="720" w:hanging="720"/>
+      </w:pPr>
       <w:r>
         <w:rPr>
           <w:b w:val="0"/>
@@ -3789,7 +4223,7 @@
     </w:p>
     <w:sectPr>
       <w:pgSz w:w="12240" w:h="15840"/>
-      <w:pgMar w:top="1440" w:right="1440" w:bottom="1440" w:left="1440" w:header="720" w:footer="720" w:gutter="0"/>
+      <w:pgMar w:top="1080" w:right="1080" w:bottom="1080" w:left="1080" w:header="720" w:footer="720" w:gutter="0"/>
       <w:cols w:space="720"/>
       <w:docGrid w:linePitch="360"/>
     </w:sectPr>
@@ -4282,7 +4716,7 @@
       <w:rFonts w:asciiTheme="majorHAnsi" w:eastAsiaTheme="majorEastAsia" w:hAnsiTheme="majorHAnsi" w:cstheme="majorBidi" w:ascii="Times New Roman" w:hAnsi="Times New Roman"/>
       <w:b/>
       <w:bCs/>
-      <w:i/>
+      <w:i w:val="0"/>
       <w:color w:val="4F81BD" w:themeColor="accent1"/>
       <w:sz w:val="24"/>
     </w:rPr>
@@ -4300,16 +4734,18 @@
     <w:pPr>
       <w:keepNext/>
       <w:keepLines/>
-      <w:spacing w:before="200" w:after="0"/>
+      <w:spacing w:before="120" w:after="60" w:line="480" w:lineRule="auto"/>
+      <w:ind w:firstLine="0"/>
       <w:outlineLvl w:val="3"/>
     </w:pPr>
     <w:rPr>
-      <w:rFonts w:asciiTheme="majorHAnsi" w:eastAsiaTheme="majorEastAsia" w:hAnsiTheme="majorHAnsi" w:cstheme="majorBidi"/>
+      <w:rFonts w:asciiTheme="majorHAnsi" w:eastAsiaTheme="majorEastAsia" w:hAnsiTheme="majorHAnsi" w:cstheme="majorBidi" w:ascii="Times New Roman" w:hAnsi="Times New Roman"/>
       <w:b/>
       <w:bCs/>
-      <w:i/>
+      <w:i w:val="0"/>
       <w:iCs/>
       <w:color w:val="4F81BD" w:themeColor="accent1"/>
+      <w:sz w:val="24"/>
     </w:rPr>
   </w:style>
   <w:style w:type="paragraph" w:styleId="Heading5">
@@ -4700,8 +5136,14 @@
       <w:numPr>
         <w:numId w:val="1"/>
       </w:numPr>
+      <w:spacing w:line="480" w:lineRule="auto" w:after="0"/>
+      <w:ind w:left="720" w:firstLine="0"/>
       <w:contextualSpacing/>
     </w:pPr>
+    <w:rPr>
+      <w:rFonts w:ascii="Times New Roman" w:hAnsi="Times New Roman"/>
+      <w:sz w:val="24"/>
+    </w:rPr>
   </w:style>
   <w:style w:type="paragraph" w:styleId="ListBullet2">
     <w:name w:val="List Bullet 2"/>
@@ -4739,8 +5181,14 @@
       <w:numPr>
         <w:numId w:val="5"/>
       </w:numPr>
+      <w:spacing w:line="480" w:lineRule="auto" w:after="0"/>
+      <w:ind w:left="720" w:firstLine="0"/>
       <w:contextualSpacing/>
     </w:pPr>
+    <w:rPr>
+      <w:rFonts w:ascii="Times New Roman" w:hAnsi="Times New Roman"/>
+      <w:sz w:val="24"/>
+    </w:rPr>
   </w:style>
   <w:style w:type="paragraph" w:styleId="ListNumber2">
     <w:name w:val="List Number 2"/>
@@ -15876,6 +16324,31 @@
     </w:pPr>
     <w:rPr>
       <w:i/>
+    </w:rPr>
+  </w:style>
+  <w:style w:type="paragraph" w:customStyle="1" w:styleId="Bibliography">
+    <w:name w:val="Bibliography"/>
+    <w:basedOn w:val="Normal"/>
+    <w:pPr>
+      <w:spacing w:line="480" w:lineRule="auto" w:after="0"/>
+      <w:ind w:left="720" w:hanging="720"/>
+    </w:pPr>
+    <w:rPr>
+      <w:rFonts w:ascii="Times New Roman" w:hAnsi="Times New Roman"/>
+      <w:sz w:val="24"/>
+    </w:rPr>
+  </w:style>
+  <w:style w:type="paragraph" w:customStyle="1" w:styleId="TableNote">
+    <w:name w:val="Table Note"/>
+    <w:basedOn w:val="Normal"/>
+    <w:pPr>
+      <w:spacing w:before="60" w:after="180" w:line="240" w:lineRule="auto"/>
+      <w:ind w:firstLine="0"/>
+    </w:pPr>
+    <w:rPr>
+      <w:rFonts w:ascii="Times New Roman" w:hAnsi="Times New Roman"/>
+      <w:i/>
+      <w:sz w:val="20"/>
     </w:rPr>
   </w:style>
 </w:styles>
